--- a/LambdaLinker/examples/a.docx
+++ b/LambdaLinker/examples/a.docx
@@ -1,580 +1,151 @@
 
 <file path=word/document.xml><?xml version="1.0" encoding="utf-8"?>
-<w:document xmlns:wpc="http://schemas.microsoft.com/office/word/2010/wordprocessingCanvas" xmlns:cx="http://schemas.microsoft.com/office/drawing/2014/chartex" xmlns:cx1="http://schemas.microsoft.com/office/drawing/2015/9/8/chartex" xmlns:cx2="http://schemas.microsoft.com/office/drawing/2015/10/21/chartex" xmlns:cx3="http://schemas.microsoft.com/office/drawing/2016/5/9/chartex" xmlns:cx4="http://schemas.microsoft.com/office/drawing/2016/5/10/chartex" xmlns:cx5="http://schemas.microsoft.com/office/drawing/2016/5/11/chartex" xmlns:cx6="http://schemas.microsoft.com/office/drawing/2016/5/12/chartex" xmlns:cx7="http://schemas.microsoft.com/office/drawing/2016/5/13/chartex" xmlns:cx8="http://schemas.microsoft.com/office/drawing/2016/5/14/chartex" xmlns:mc="http://schemas.openxmlformats.org/markup-compatibility/2006" xmlns:aink="http://schemas.microsoft.com/office/drawing/2016/ink" xmlns:am3d="http://schemas.microsoft.com/office/drawing/2017/model3d" xmlns:o="urn:schemas-microsoft-com:office:office" xmlns:r="http://schemas.openxmlformats.org/officeDocument/2006/relationships" xmlns:m="http://schemas.openxmlformats.org/officeDocument/2006/math" xmlns:v="urn:schemas-microsoft-com:vml" xmlns:wp14="http://schemas.microsoft.com/office/word/2010/wordprocessingDrawing" xmlns:wp="http://schemas.openxmlformats.org/drawingml/2006/wordprocessingDrawing" xmlns:w10="urn:schemas-microsoft-com:office:word" xmlns:w="http://schemas.openxmlformats.org/wordprocessingml/2006/main" xmlns:w14="http://schemas.microsoft.com/office/word/2010/wordml" xmlns:w15="http://schemas.microsoft.com/office/word/2012/wordml" xmlns:w16cex="http://schemas.microsoft.com/office/word/2018/wordml/cex" xmlns:w16cid="http://schemas.microsoft.com/office/word/2016/wordml/cid" xmlns:w16="http://schemas.microsoft.com/office/word/2018/wordml" xmlns:w16sdtdh="http://schemas.microsoft.com/office/word/2020/wordml/sdtdatahash" xmlns:w16se="http://schemas.microsoft.com/office/word/2015/wordml/symex" xmlns:wpg="http://schemas.microsoft.com/office/word/2010/wordprocessingGroup" xmlns:wpi="http://schemas.microsoft.com/office/word/2010/wordprocessingInk" xmlns:wne="http://schemas.microsoft.com/office/word/2006/wordml" xmlns:wps="http://schemas.microsoft.com/office/word/2010/wordprocessingShape" mc:Ignorable="w14 w15 w16se w16cid w16 w16cex w16sdtdh wp14">
+<w:document xmlns:wpc="http://schemas.microsoft.com/office/word/2010/wordprocessingCanvas" xmlns:cx="http://schemas.microsoft.com/office/drawing/2014/chartex" xmlns:cx1="http://schemas.microsoft.com/office/drawing/2015/9/8/chartex" xmlns:cx2="http://schemas.microsoft.com/office/drawing/2015/10/21/chartex" xmlns:cx3="http://schemas.microsoft.com/office/drawing/2016/5/9/chartex" xmlns:cx4="http://schemas.microsoft.com/office/drawing/2016/5/10/chartex" xmlns:cx5="http://schemas.microsoft.com/office/drawing/2016/5/11/chartex" xmlns:cx6="http://schemas.microsoft.com/office/drawing/2016/5/12/chartex" xmlns:cx7="http://schemas.microsoft.com/office/drawing/2016/5/13/chartex" xmlns:cx8="http://schemas.microsoft.com/office/drawing/2016/5/14/chartex" xmlns:mc="http://schemas.openxmlformats.org/markup-compatibility/2006" xmlns:aink="http://schemas.microsoft.com/office/drawing/2016/ink" xmlns:am3d="http://schemas.microsoft.com/office/drawing/2017/model3d" xmlns:o="urn:schemas-microsoft-com:office:office" xmlns:oel="http://schemas.microsoft.com/office/2019/extlst" xmlns:r="http://schemas.openxmlformats.org/officeDocument/2006/relationships" xmlns:m="http://schemas.openxmlformats.org/officeDocument/2006/math" xmlns:v="urn:schemas-microsoft-com:vml" xmlns:wp14="http://schemas.microsoft.com/office/word/2010/wordprocessingDrawing" xmlns:wp="http://schemas.openxmlformats.org/drawingml/2006/wordprocessingDrawing" xmlns:w10="urn:schemas-microsoft-com:office:word" xmlns:w="http://schemas.openxmlformats.org/wordprocessingml/2006/main" xmlns:w14="http://schemas.microsoft.com/office/word/2010/wordml" xmlns:w15="http://schemas.microsoft.com/office/word/2012/wordml" xmlns:w16cex="http://schemas.microsoft.com/office/word/2018/wordml/cex" xmlns:w16cid="http://schemas.microsoft.com/office/word/2016/wordml/cid" xmlns:w16="http://schemas.microsoft.com/office/word/2018/wordml" xmlns:w16du="http://schemas.microsoft.com/office/word/2023/wordml/word16du" xmlns:w16sdtdh="http://schemas.microsoft.com/office/word/2020/wordml/sdtdatahash" xmlns:w16sdtfl="http://schemas.microsoft.com/office/word/2024/wordml/sdtformatlock" xmlns:w16se="http://schemas.microsoft.com/office/word/2015/wordml/symex" xmlns:wpg="http://schemas.microsoft.com/office/word/2010/wordprocessingGroup" xmlns:wpi="http://schemas.microsoft.com/office/word/2010/wordprocessingInk" xmlns:wne="http://schemas.microsoft.com/office/word/2006/wordml" xmlns:wps="http://schemas.microsoft.com/office/word/2010/wordprocessingShape" mc:Ignorable="w14 w15 w16se w16cid w16 w16cex w16sdtdh w16sdtfl w16du wp14">
   <w:body>
     <w:p>
       <w:pPr>
-        <w:pStyle w:val="2"/>
+        <w:pStyle w:val="a3"/>
+        <w:rPr>
+          <w:rFonts w:hint="eastAsia"/>
+        </w:rPr>
+      </w:pPr>
+      <w:r>
+        <w:rPr>
+          <w:rFonts w:hint="eastAsia"/>
+        </w:rPr>
+        <w:t>标题：基于强度域校准的低光照目标检测增强方法</w:t>
+      </w:r>
+    </w:p>
+    <w:p>
+      <w:pPr>
+        <w:rPr>
+          <w:rFonts w:hint="eastAsia"/>
+        </w:rPr>
+      </w:pPr>
+    </w:p>
+    <w:p>
+      <w:pPr>
+        <w:rPr>
+          <w:rFonts w:hint="eastAsia"/>
+        </w:rPr>
+      </w:pPr>
+      <w:r>
+        <w:rPr>
+          <w:rFonts w:hint="eastAsia"/>
+        </w:rPr>
+        <w:t>尽管现代目标检测器（如</w:t>
+      </w:r>
+      <w:r>
+        <w:t xml:space="preserve"> YOLOv8 及 Faster R-CNN）在常规光照条件下表现卓越，但在低光照环境中，受限于严重的视觉特征退化、动态范围压缩以及伴随的传感器噪声，其边界框回归与类别分类性能均显著下降。针对这一挑战，本文提出了一种新颖且高效的“强度域校准”（Intensity Domain Calibration, IDC）模块。</w:t>
+      </w:r>
+    </w:p>
+    <w:p>
+      <w:pPr>
+        <w:rPr>
+          <w:rFonts w:hint="eastAsia"/>
+        </w:rPr>
+      </w:pPr>
+    </w:p>
+    <w:p>
+      <w:pPr>
+        <w:rPr>
+          <w:rFonts w:hint="eastAsia"/>
+        </w:rPr>
+      </w:pPr>
+      <w:r>
+        <w:rPr>
+          <w:rFonts w:hint="eastAsia"/>
+        </w:rPr>
+        <w:t>与传统的图像增强方法不同，该模块并不直接对图像进行全局亮度增强以避免高频噪声的放大，而是引入了一组可学习的非线性变换曲线，构建了一个端到端的微分变换网络。该网络能够在特征提取前的预处理阶段，自适应地重新对齐像素强度分布，从而有效地恢复被暗区淹没的潜在语义信息。</w:t>
+      </w:r>
+    </w:p>
+    <w:p>
+      <w:pPr>
+        <w:rPr>
+          <w:rFonts w:hint="eastAsia"/>
+        </w:rPr>
+      </w:pPr>
+    </w:p>
+    <w:p>
+      <w:pPr>
+        <w:rPr>
+          <w:rFonts w:hint="eastAsia"/>
+        </w:rPr>
+      </w:pPr>
+      <w:r>
+        <w:rPr>
+          <w:rFonts w:hint="eastAsia"/>
+        </w:rPr>
+        <w:t>在</w:t>
+      </w:r>
+      <w:r>
+        <w:t xml:space="preserve"> ExDark 和 COCO-Dark 数据集上的广泛实验表明，该方法在保持极低计算成本（推理延迟仅增加 3ms）的同时，显著提升了检测精度（mAP@0.5 提升约 2.3%），并在应对极暗场景的鲁棒性上显著优于现有的 Zero-DCE 及 Retinex 等低光增强基线方法。此外，消融实验进一步验证了 IDC 模块作为即插即用组件在全天候自动驾驶视觉系统中的泛力。</w:t>
+      </w:r>
+    </w:p>
+    <w:p>
+      <w:pPr>
         <w:jc w:val="center"/>
+        <w:rPr>
+          <w:rFonts w:hint="eastAsia"/>
+        </w:rPr>
       </w:pPr>
       <w:r>
         <w:rPr>
-          <w:rFonts w:hint="eastAsia"/>
-        </w:rPr>
-        <w:t>关于解决低光照下目标检测问题的一些想法</w:t>
+          <w:noProof/>
+        </w:rPr>
+        <w:drawing>
+          <wp:inline distT="0" distB="0" distL="0" distR="0" wp14:anchorId="7D17EFA0" wp14:editId="4D83D8B7">
+            <wp:extent cx="3121660" cy="2675548"/>
+            <wp:effectExtent l="0" t="0" r="2540" b="0"/>
+            <wp:docPr id="1" name="图片 1" descr="exdark数据集论文阅读笔记_提出低光照目标检测exdark数据集的论文-CSDN博客"/>
+            <wp:cNvGraphicFramePr>
+              <a:graphicFrameLocks xmlns:a="http://schemas.openxmlformats.org/drawingml/2006/main" noChangeAspect="1"/>
+            </wp:cNvGraphicFramePr>
+            <a:graphic xmlns:a="http://schemas.openxmlformats.org/drawingml/2006/main">
+              <a:graphicData uri="http://schemas.openxmlformats.org/drawingml/2006/picture">
+                <pic:pic xmlns:pic="http://schemas.openxmlformats.org/drawingml/2006/picture">
+                  <pic:nvPicPr>
+                    <pic:cNvPr id="0" name="Picture 1" descr="exdark数据集论文阅读笔记_提出低光照目标检测exdark数据集的论文-CSDN博客"/>
+                    <pic:cNvPicPr>
+                      <a:picLocks noChangeAspect="1" noChangeArrowheads="1"/>
+                    </pic:cNvPicPr>
+                  </pic:nvPicPr>
+                  <pic:blipFill>
+                    <a:blip r:embed="rId6" cstate="print">
+                      <a:extLst>
+                        <a:ext uri="{28A0092B-C50C-407E-A947-70E740481C1C}">
+                          <a14:useLocalDpi xmlns:a14="http://schemas.microsoft.com/office/drawing/2010/main" val="0"/>
+                        </a:ext>
+                      </a:extLst>
+                    </a:blip>
+                    <a:srcRect/>
+                    <a:stretch>
+                      <a:fillRect/>
+                    </a:stretch>
+                  </pic:blipFill>
+                  <pic:spPr bwMode="auto">
+                    <a:xfrm>
+                      <a:off x="0" y="0"/>
+                      <a:ext cx="3123707" cy="2677302"/>
+                    </a:xfrm>
+                    <a:prstGeom prst="rect">
+                      <a:avLst/>
+                    </a:prstGeom>
+                    <a:noFill/>
+                    <a:ln>
+                      <a:noFill/>
+                    </a:ln>
+                  </pic:spPr>
+                </pic:pic>
+              </a:graphicData>
+            </a:graphic>
+          </wp:inline>
+        </w:drawing>
       </w:r>
     </w:p>
-    <w:p/>
-    <w:p>
-      <w:pPr>
-        <w:rPr>
-          <w:ins w:id="0" w:author="LuoLi" w:date="2026-01-29T12:52:00Z"/>
-        </w:rPr>
-      </w:pPr>
-      <w:ins w:id="1" w:author="LuoLi" w:date="2026-01-29T12:52:00Z">
-        <w:r>
-          <w:t>现在的目标检测算法（像 YOLO 系列或者 R-CNN 那些）在光线好的时候表现都不错，但是在白天能跑得很好的模型，一旦到了晚上或者光线很暗的地方，效果就变差了。</w:t>
-        </w:r>
-        <w:commentRangeStart w:id="2"/>
-        <w:r>
-          <w:t>主要原因是图片太黑，很多特征看不清楚，而且我们发现单纯把图片调亮也不行，</w:t>
-        </w:r>
-        <w:proofErr w:type="gramStart"/>
-        <w:r>
-          <w:t>噪点会</w:t>
-        </w:r>
-        <w:proofErr w:type="gramEnd"/>
-        <w:r>
-          <w:t>变得很大，导致模型识别不到物体，或者把背景看成了物体。</w:t>
-        </w:r>
-      </w:ins>
-      <w:commentRangeEnd w:id="2"/>
-      <w:ins w:id="3" w:author="LuoLi" w:date="2026-01-29T12:53:00Z">
-        <w:r>
-          <w:rPr>
-            <w:rStyle w:val="a3"/>
-          </w:rPr>
-          <w:commentReference w:id="2"/>
-        </w:r>
-      </w:ins>
-    </w:p>
-    <w:p>
-      <w:pPr>
-        <w:rPr>
-          <w:ins w:id="4" w:author="LuoLi" w:date="2026-01-29T12:52:00Z"/>
-        </w:rPr>
-      </w:pPr>
-      <w:ins w:id="5" w:author="LuoLi" w:date="2026-01-29T12:52:00Z">
-        <w:r>
-          <w:t>针对这个问题，我们想了一个新办法，叫强度域校准（Intensity Domain Calibration）。这其实就是在把图片送进检测网络之前，先调整一下它的像素强度分布，</w:t>
-        </w:r>
-        <w:commentRangeStart w:id="6"/>
-        <w:r>
-          <w:t>有点像</w:t>
-        </w:r>
-        <w:proofErr w:type="gramStart"/>
-        <w:r>
-          <w:t>给图片</w:t>
-        </w:r>
-        <w:proofErr w:type="gramEnd"/>
-        <w:r>
-          <w:t>做了一个自适应的“美颜”，把暗部的细节像拉曲线一样拉出来。</w:t>
-        </w:r>
-      </w:ins>
-      <w:commentRangeEnd w:id="6"/>
-      <w:ins w:id="7" w:author="LuoLi" w:date="2026-01-29T12:53:00Z">
-        <w:r>
-          <w:rPr>
-            <w:rStyle w:val="a3"/>
-          </w:rPr>
-          <w:commentReference w:id="6"/>
-        </w:r>
-      </w:ins>
-      <w:ins w:id="8" w:author="LuoLi" w:date="2026-01-29T12:52:00Z">
-        <w:r>
-          <w:t>我们在几个数据集上试了一下，发现用了这个方法后，检测准确率确实提高了，而且比之前那个类似的方法（比如 Zero-DCE）要好一些。</w:t>
-        </w:r>
-      </w:ins>
-    </w:p>
-    <w:tbl>
-      <w:tblPr>
-        <w:tblW w:w="0" w:type="auto"/>
-        <w:tblCellSpacing w:w="15" w:type="dxa"/>
-        <w:tblCellMar>
-          <w:left w:w="0" w:type="dxa"/>
-          <w:right w:w="0" w:type="dxa"/>
-        </w:tblCellMar>
-        <w:tblLook w:val="04A0" w:firstRow="1" w:lastRow="0" w:firstColumn="1" w:lastColumn="0" w:noHBand="0" w:noVBand="1"/>
-      </w:tblPr>
-      <w:tblGrid>
-        <w:gridCol w:w="2407"/>
-        <w:gridCol w:w="2238"/>
-        <w:gridCol w:w="1443"/>
-      </w:tblGrid>
-      <w:tr>
-        <w:trPr>
-          <w:tblHeader/>
-          <w:tblCellSpacing w:w="15" w:type="dxa"/>
-          <w:ins w:id="9" w:author="LuoLi" w:date="2026-01-29T12:49:00Z"/>
-        </w:trPr>
-        <w:tc>
-          <w:tcPr>
-            <w:tcW w:w="0" w:type="auto"/>
-            <w:tcBorders>
-              <w:top w:val="single" w:sz="6" w:space="0" w:color="auto"/>
-              <w:left w:val="single" w:sz="6" w:space="0" w:color="auto"/>
-              <w:bottom w:val="single" w:sz="6" w:space="0" w:color="auto"/>
-              <w:right w:val="single" w:sz="6" w:space="0" w:color="auto"/>
-            </w:tcBorders>
-            <w:tcMar>
-              <w:top w:w="120" w:type="dxa"/>
-              <w:left w:w="180" w:type="dxa"/>
-              <w:bottom w:w="120" w:type="dxa"/>
-              <w:right w:w="180" w:type="dxa"/>
-            </w:tcMar>
-            <w:vAlign w:val="center"/>
-            <w:hideMark/>
-          </w:tcPr>
-          <w:p>
-            <w:pPr>
-              <w:rPr>
-                <w:ins w:id="10" w:author="LuoLi" w:date="2026-01-29T12:49:00Z"/>
-              </w:rPr>
-            </w:pPr>
-            <w:ins w:id="11" w:author="LuoLi" w:date="2026-01-29T12:49:00Z">
-              <w:r>
-                <w:rPr>
-                  <w:b/>
-                  <w:bCs/>
-                </w:rPr>
-                <w:t>方法名字</w:t>
-              </w:r>
-            </w:ins>
-          </w:p>
-        </w:tc>
-        <w:tc>
-          <w:tcPr>
-            <w:tcW w:w="0" w:type="auto"/>
-            <w:tcBorders>
-              <w:top w:val="single" w:sz="6" w:space="0" w:color="auto"/>
-              <w:left w:val="single" w:sz="6" w:space="0" w:color="auto"/>
-              <w:bottom w:val="single" w:sz="6" w:space="0" w:color="auto"/>
-              <w:right w:val="single" w:sz="6" w:space="0" w:color="auto"/>
-            </w:tcBorders>
-            <w:tcMar>
-              <w:top w:w="120" w:type="dxa"/>
-              <w:left w:w="180" w:type="dxa"/>
-              <w:bottom w:w="120" w:type="dxa"/>
-              <w:right w:w="180" w:type="dxa"/>
-            </w:tcMar>
-            <w:vAlign w:val="center"/>
-            <w:hideMark/>
-          </w:tcPr>
-          <w:p>
-            <w:pPr>
-              <w:rPr>
-                <w:ins w:id="12" w:author="LuoLi" w:date="2026-01-29T12:49:00Z"/>
-              </w:rPr>
-            </w:pPr>
-            <w:proofErr w:type="spellStart"/>
-            <w:ins w:id="13" w:author="LuoLi" w:date="2026-01-29T12:49:00Z">
-              <w:r>
-                <w:rPr>
-                  <w:b/>
-                  <w:bCs/>
-                </w:rPr>
-                <w:t>ExDark</w:t>
-              </w:r>
-              <w:proofErr w:type="spellEnd"/>
-              <w:r>
-                <w:rPr>
-                  <w:b/>
-                  <w:bCs/>
-                </w:rPr>
-                <w:t xml:space="preserve"> 数据集得分</w:t>
-              </w:r>
-            </w:ins>
-          </w:p>
-        </w:tc>
-        <w:tc>
-          <w:tcPr>
-            <w:tcW w:w="0" w:type="auto"/>
-            <w:tcBorders>
-              <w:top w:val="single" w:sz="6" w:space="0" w:color="auto"/>
-              <w:left w:val="single" w:sz="6" w:space="0" w:color="auto"/>
-              <w:bottom w:val="single" w:sz="6" w:space="0" w:color="auto"/>
-              <w:right w:val="single" w:sz="6" w:space="0" w:color="auto"/>
-            </w:tcBorders>
-            <w:tcMar>
-              <w:top w:w="120" w:type="dxa"/>
-              <w:left w:w="180" w:type="dxa"/>
-              <w:bottom w:w="120" w:type="dxa"/>
-              <w:right w:w="180" w:type="dxa"/>
-            </w:tcMar>
-            <w:vAlign w:val="center"/>
-            <w:hideMark/>
-          </w:tcPr>
-          <w:p>
-            <w:pPr>
-              <w:rPr>
-                <w:ins w:id="14" w:author="LuoLi" w:date="2026-01-29T12:49:00Z"/>
-              </w:rPr>
-            </w:pPr>
-            <w:ins w:id="15" w:author="LuoLi" w:date="2026-01-29T12:49:00Z">
-              <w:r>
-                <w:rPr>
-                  <w:b/>
-                  <w:bCs/>
-                </w:rPr>
-                <w:t>速度 (FPS)</w:t>
-              </w:r>
-            </w:ins>
-          </w:p>
-        </w:tc>
-      </w:tr>
-      <w:tr>
-        <w:trPr>
-          <w:tblCellSpacing w:w="15" w:type="dxa"/>
-          <w:ins w:id="16" w:author="LuoLi" w:date="2026-01-29T12:49:00Z"/>
-        </w:trPr>
-        <w:tc>
-          <w:tcPr>
-            <w:tcW w:w="0" w:type="auto"/>
-            <w:tcBorders>
-              <w:top w:val="single" w:sz="6" w:space="0" w:color="auto"/>
-              <w:left w:val="single" w:sz="6" w:space="0" w:color="auto"/>
-              <w:bottom w:val="single" w:sz="6" w:space="0" w:color="auto"/>
-              <w:right w:val="single" w:sz="6" w:space="0" w:color="auto"/>
-            </w:tcBorders>
-            <w:tcMar>
-              <w:top w:w="120" w:type="dxa"/>
-              <w:left w:w="180" w:type="dxa"/>
-              <w:bottom w:w="120" w:type="dxa"/>
-              <w:right w:w="180" w:type="dxa"/>
-            </w:tcMar>
-            <w:vAlign w:val="center"/>
-            <w:hideMark/>
-          </w:tcPr>
-          <w:p>
-            <w:pPr>
-              <w:rPr>
-                <w:ins w:id="17" w:author="LuoLi" w:date="2026-01-29T12:49:00Z"/>
-              </w:rPr>
-            </w:pPr>
-            <w:ins w:id="18" w:author="LuoLi" w:date="2026-01-29T12:49:00Z">
-              <w:r>
-                <w:t>原始 Baseline</w:t>
-              </w:r>
-            </w:ins>
-          </w:p>
-        </w:tc>
-        <w:tc>
-          <w:tcPr>
-            <w:tcW w:w="0" w:type="auto"/>
-            <w:tcBorders>
-              <w:top w:val="single" w:sz="6" w:space="0" w:color="auto"/>
-              <w:left w:val="single" w:sz="6" w:space="0" w:color="auto"/>
-              <w:bottom w:val="single" w:sz="6" w:space="0" w:color="auto"/>
-              <w:right w:val="single" w:sz="6" w:space="0" w:color="auto"/>
-            </w:tcBorders>
-            <w:tcMar>
-              <w:top w:w="120" w:type="dxa"/>
-              <w:left w:w="180" w:type="dxa"/>
-              <w:bottom w:w="120" w:type="dxa"/>
-              <w:right w:w="180" w:type="dxa"/>
-            </w:tcMar>
-            <w:vAlign w:val="center"/>
-            <w:hideMark/>
-          </w:tcPr>
-          <w:p>
-            <w:pPr>
-              <w:rPr>
-                <w:ins w:id="19" w:author="LuoLi" w:date="2026-01-29T12:49:00Z"/>
-              </w:rPr>
-            </w:pPr>
-            <w:ins w:id="20" w:author="LuoLi" w:date="2026-01-29T12:49:00Z">
-              <w:r>
-                <w:t>30.5%</w:t>
-              </w:r>
-            </w:ins>
-          </w:p>
-        </w:tc>
-        <w:tc>
-          <w:tcPr>
-            <w:tcW w:w="0" w:type="auto"/>
-            <w:tcBorders>
-              <w:top w:val="single" w:sz="6" w:space="0" w:color="auto"/>
-              <w:left w:val="single" w:sz="6" w:space="0" w:color="auto"/>
-              <w:bottom w:val="single" w:sz="6" w:space="0" w:color="auto"/>
-              <w:right w:val="single" w:sz="6" w:space="0" w:color="auto"/>
-            </w:tcBorders>
-            <w:tcMar>
-              <w:top w:w="120" w:type="dxa"/>
-              <w:left w:w="180" w:type="dxa"/>
-              <w:bottom w:w="120" w:type="dxa"/>
-              <w:right w:w="180" w:type="dxa"/>
-            </w:tcMar>
-            <w:vAlign w:val="center"/>
-            <w:hideMark/>
-          </w:tcPr>
-          <w:p>
-            <w:pPr>
-              <w:rPr>
-                <w:ins w:id="21" w:author="LuoLi" w:date="2026-01-29T12:49:00Z"/>
-              </w:rPr>
-            </w:pPr>
-            <w:ins w:id="22" w:author="LuoLi" w:date="2026-01-29T12:49:00Z">
-              <w:r>
-                <w:t>45</w:t>
-              </w:r>
-            </w:ins>
-          </w:p>
-        </w:tc>
-      </w:tr>
-      <w:tr>
-        <w:trPr>
-          <w:tblCellSpacing w:w="15" w:type="dxa"/>
-          <w:ins w:id="23" w:author="LuoLi" w:date="2026-01-29T12:49:00Z"/>
-        </w:trPr>
-        <w:tc>
-          <w:tcPr>
-            <w:tcW w:w="0" w:type="auto"/>
-            <w:tcBorders>
-              <w:top w:val="single" w:sz="6" w:space="0" w:color="auto"/>
-              <w:left w:val="single" w:sz="6" w:space="0" w:color="auto"/>
-              <w:bottom w:val="single" w:sz="6" w:space="0" w:color="auto"/>
-              <w:right w:val="single" w:sz="6" w:space="0" w:color="auto"/>
-            </w:tcBorders>
-            <w:tcMar>
-              <w:top w:w="120" w:type="dxa"/>
-              <w:left w:w="180" w:type="dxa"/>
-              <w:bottom w:w="120" w:type="dxa"/>
-              <w:right w:w="180" w:type="dxa"/>
-            </w:tcMar>
-            <w:vAlign w:val="center"/>
-            <w:hideMark/>
-          </w:tcPr>
-          <w:p>
-            <w:pPr>
-              <w:rPr>
-                <w:ins w:id="24" w:author="LuoLi" w:date="2026-01-29T12:49:00Z"/>
-              </w:rPr>
-            </w:pPr>
-            <w:ins w:id="25" w:author="LuoLi" w:date="2026-01-29T12:49:00Z">
-              <w:r>
-                <w:t>对比方法 (Zero-DCE)</w:t>
-              </w:r>
-            </w:ins>
-          </w:p>
-        </w:tc>
-        <w:tc>
-          <w:tcPr>
-            <w:tcW w:w="0" w:type="auto"/>
-            <w:tcBorders>
-              <w:top w:val="single" w:sz="6" w:space="0" w:color="auto"/>
-              <w:left w:val="single" w:sz="6" w:space="0" w:color="auto"/>
-              <w:bottom w:val="single" w:sz="6" w:space="0" w:color="auto"/>
-              <w:right w:val="single" w:sz="6" w:space="0" w:color="auto"/>
-            </w:tcBorders>
-            <w:tcMar>
-              <w:top w:w="120" w:type="dxa"/>
-              <w:left w:w="180" w:type="dxa"/>
-              <w:bottom w:w="120" w:type="dxa"/>
-              <w:right w:w="180" w:type="dxa"/>
-            </w:tcMar>
-            <w:vAlign w:val="center"/>
-            <w:hideMark/>
-          </w:tcPr>
-          <w:p>
-            <w:pPr>
-              <w:rPr>
-                <w:ins w:id="26" w:author="LuoLi" w:date="2026-01-29T12:49:00Z"/>
-              </w:rPr>
-            </w:pPr>
-            <w:ins w:id="27" w:author="LuoLi" w:date="2026-01-29T12:49:00Z">
-              <w:r>
-                <w:t>32.2%</w:t>
-              </w:r>
-            </w:ins>
-          </w:p>
-        </w:tc>
-        <w:tc>
-          <w:tcPr>
-            <w:tcW w:w="0" w:type="auto"/>
-            <w:tcBorders>
-              <w:top w:val="single" w:sz="6" w:space="0" w:color="auto"/>
-              <w:left w:val="single" w:sz="6" w:space="0" w:color="auto"/>
-              <w:bottom w:val="single" w:sz="6" w:space="0" w:color="auto"/>
-              <w:right w:val="single" w:sz="6" w:space="0" w:color="auto"/>
-            </w:tcBorders>
-            <w:tcMar>
-              <w:top w:w="120" w:type="dxa"/>
-              <w:left w:w="180" w:type="dxa"/>
-              <w:bottom w:w="120" w:type="dxa"/>
-              <w:right w:w="180" w:type="dxa"/>
-            </w:tcMar>
-            <w:vAlign w:val="center"/>
-            <w:hideMark/>
-          </w:tcPr>
-          <w:p>
-            <w:pPr>
-              <w:rPr>
-                <w:ins w:id="28" w:author="LuoLi" w:date="2026-01-29T12:49:00Z"/>
-              </w:rPr>
-            </w:pPr>
-            <w:ins w:id="29" w:author="LuoLi" w:date="2026-01-29T12:49:00Z">
-              <w:r>
-                <w:t>30</w:t>
-              </w:r>
-            </w:ins>
-          </w:p>
-        </w:tc>
-      </w:tr>
-      <w:tr>
-        <w:trPr>
-          <w:tblCellSpacing w:w="15" w:type="dxa"/>
-          <w:ins w:id="30" w:author="LuoLi" w:date="2026-01-29T12:49:00Z"/>
-        </w:trPr>
-        <w:tc>
-          <w:tcPr>
-            <w:tcW w:w="0" w:type="auto"/>
-            <w:tcBorders>
-              <w:top w:val="single" w:sz="6" w:space="0" w:color="auto"/>
-              <w:left w:val="single" w:sz="6" w:space="0" w:color="auto"/>
-              <w:bottom w:val="single" w:sz="6" w:space="0" w:color="auto"/>
-              <w:right w:val="single" w:sz="6" w:space="0" w:color="auto"/>
-            </w:tcBorders>
-            <w:tcMar>
-              <w:top w:w="120" w:type="dxa"/>
-              <w:left w:w="180" w:type="dxa"/>
-              <w:bottom w:w="120" w:type="dxa"/>
-              <w:right w:w="180" w:type="dxa"/>
-            </w:tcMar>
-            <w:vAlign w:val="center"/>
-            <w:hideMark/>
-          </w:tcPr>
-          <w:p>
-            <w:pPr>
-              <w:rPr>
-                <w:ins w:id="31" w:author="LuoLi" w:date="2026-01-29T12:49:00Z"/>
-              </w:rPr>
-            </w:pPr>
-            <w:ins w:id="32" w:author="LuoLi" w:date="2026-01-29T12:49:00Z">
-              <w:r>
-                <w:rPr>
-                  <w:b/>
-                  <w:bCs/>
-                </w:rPr>
-                <w:t>我们的方法</w:t>
-              </w:r>
-            </w:ins>
-          </w:p>
-        </w:tc>
-        <w:tc>
-          <w:tcPr>
-            <w:tcW w:w="0" w:type="auto"/>
-            <w:tcBorders>
-              <w:top w:val="single" w:sz="6" w:space="0" w:color="auto"/>
-              <w:left w:val="single" w:sz="6" w:space="0" w:color="auto"/>
-              <w:bottom w:val="single" w:sz="6" w:space="0" w:color="auto"/>
-              <w:right w:val="single" w:sz="6" w:space="0" w:color="auto"/>
-            </w:tcBorders>
-            <w:tcMar>
-              <w:top w:w="120" w:type="dxa"/>
-              <w:left w:w="180" w:type="dxa"/>
-              <w:bottom w:w="120" w:type="dxa"/>
-              <w:right w:w="180" w:type="dxa"/>
-            </w:tcMar>
-            <w:vAlign w:val="center"/>
-            <w:hideMark/>
-          </w:tcPr>
-          <w:p>
-            <w:pPr>
-              <w:rPr>
-                <w:ins w:id="33" w:author="LuoLi" w:date="2026-01-29T12:49:00Z"/>
-              </w:rPr>
-            </w:pPr>
-            <w:ins w:id="34" w:author="LuoLi" w:date="2026-01-29T12:49:00Z">
-              <w:r>
-                <w:rPr>
-                  <w:b/>
-                  <w:bCs/>
-                </w:rPr>
-                <w:t>34.8%</w:t>
-              </w:r>
-            </w:ins>
-          </w:p>
-        </w:tc>
-        <w:tc>
-          <w:tcPr>
-            <w:tcW w:w="0" w:type="auto"/>
-            <w:tcBorders>
-              <w:top w:val="single" w:sz="6" w:space="0" w:color="auto"/>
-              <w:left w:val="single" w:sz="6" w:space="0" w:color="auto"/>
-              <w:bottom w:val="single" w:sz="6" w:space="0" w:color="auto"/>
-              <w:right w:val="single" w:sz="6" w:space="0" w:color="auto"/>
-            </w:tcBorders>
-            <w:tcMar>
-              <w:top w:w="120" w:type="dxa"/>
-              <w:left w:w="180" w:type="dxa"/>
-              <w:bottom w:w="120" w:type="dxa"/>
-              <w:right w:w="180" w:type="dxa"/>
-            </w:tcMar>
-            <w:vAlign w:val="center"/>
-            <w:hideMark/>
-          </w:tcPr>
-          <w:p>
-            <w:pPr>
-              <w:rPr>
-                <w:ins w:id="35" w:author="LuoLi" w:date="2026-01-29T12:49:00Z"/>
-              </w:rPr>
-            </w:pPr>
-            <w:ins w:id="36" w:author="LuoLi" w:date="2026-01-29T12:49:00Z">
-              <w:r>
-                <w:rPr>
-                  <w:b/>
-                  <w:bCs/>
-                </w:rPr>
-                <w:t>42</w:t>
-              </w:r>
-            </w:ins>
-          </w:p>
-        </w:tc>
-      </w:tr>
-    </w:tbl>
-    <w:p>
-      <w:pPr>
-        <w:rPr>
-          <w:ins w:id="37" w:author="LuoLi" w:date="2026-01-29T12:45:00Z"/>
-        </w:rPr>
-      </w:pPr>
-    </w:p>
-    <w:p>
-      <w:commentRangeStart w:id="38"/>
-      <w:ins w:id="39" w:author="LuoLi" w:date="2026-01-29T12:52:00Z">
-        <w:r>
-          <w:rPr>
-            <w:rFonts w:hint="eastAsia"/>
-          </w:rPr>
-          <w:t>虽然我们的速度比原始版本慢了一丢</w:t>
-        </w:r>
-        <w:proofErr w:type="gramStart"/>
-        <w:r>
-          <w:rPr>
-            <w:rFonts w:hint="eastAsia"/>
-          </w:rPr>
-          <w:t>丢</w:t>
-        </w:r>
-        <w:commentRangeEnd w:id="38"/>
-        <w:proofErr w:type="gramEnd"/>
-        <w:r>
-          <w:rPr>
-            <w:rStyle w:val="a3"/>
-          </w:rPr>
-          <w:commentReference w:id="38"/>
-        </w:r>
-        <w:r>
-          <w:rPr>
-            <w:rFonts w:hint="eastAsia"/>
-          </w:rPr>
-          <w:t>（少了</w:t>
-        </w:r>
-        <w:r>
-          <w:t>3帧），但是比 Zero-DCE 快多了。我们觉得这个方法很有用，能解决实际问题，下一步我们打算把这个东西部署到那种夜视监控摄像头上去试试，感觉应该挺有搞头的。</w:t>
-        </w:r>
-      </w:ins>
-    </w:p>
     <w:sectPr>
+      <w:headerReference w:type="default" r:id="rId7"/>
+      <w:footerReference w:type="default" r:id="rId8"/>
       <w:pgSz w:w="11906" w:h="16838"/>
       <w:pgMar w:top="1440" w:right="1800" w:bottom="1440" w:left="1800" w:header="851" w:footer="992" w:gutter="0"/>
       <w:cols w:space="425"/>
@@ -584,96 +155,15 @@
 </w:document>
 </file>
 
-<file path=word/comments.xml><?xml version="1.0" encoding="utf-8"?>
-<w:comments xmlns:wpc="http://schemas.microsoft.com/office/word/2010/wordprocessingCanvas" xmlns:cx="http://schemas.microsoft.com/office/drawing/2014/chartex" xmlns:cx1="http://schemas.microsoft.com/office/drawing/2015/9/8/chartex" xmlns:cx2="http://schemas.microsoft.com/office/drawing/2015/10/21/chartex" xmlns:cx3="http://schemas.microsoft.com/office/drawing/2016/5/9/chartex" xmlns:cx4="http://schemas.microsoft.com/office/drawing/2016/5/10/chartex" xmlns:cx5="http://schemas.microsoft.com/office/drawing/2016/5/11/chartex" xmlns:cx6="http://schemas.microsoft.com/office/drawing/2016/5/12/chartex" xmlns:cx7="http://schemas.microsoft.com/office/drawing/2016/5/13/chartex" xmlns:cx8="http://schemas.microsoft.com/office/drawing/2016/5/14/chartex" xmlns:mc="http://schemas.openxmlformats.org/markup-compatibility/2006" xmlns:aink="http://schemas.microsoft.com/office/drawing/2016/ink" xmlns:am3d="http://schemas.microsoft.com/office/drawing/2017/model3d" xmlns:o="urn:schemas-microsoft-com:office:office" xmlns:r="http://schemas.openxmlformats.org/officeDocument/2006/relationships" xmlns:m="http://schemas.openxmlformats.org/officeDocument/2006/math" xmlns:v="urn:schemas-microsoft-com:vml" xmlns:wp14="http://schemas.microsoft.com/office/word/2010/wordprocessingDrawing" xmlns:wp="http://schemas.openxmlformats.org/drawingml/2006/wordprocessingDrawing" xmlns:w10="urn:schemas-microsoft-com:office:word" xmlns:w="http://schemas.openxmlformats.org/wordprocessingml/2006/main" xmlns:w14="http://schemas.microsoft.com/office/word/2010/wordml" xmlns:w15="http://schemas.microsoft.com/office/word/2012/wordml" xmlns:w16cex="http://schemas.microsoft.com/office/word/2018/wordml/cex" xmlns:w16cid="http://schemas.microsoft.com/office/word/2016/wordml/cid" xmlns:w16="http://schemas.microsoft.com/office/word/2018/wordml" xmlns:w16sdtdh="http://schemas.microsoft.com/office/word/2020/wordml/sdtdatahash" xmlns:w16se="http://schemas.microsoft.com/office/word/2015/wordml/symex" xmlns:wpg="http://schemas.microsoft.com/office/word/2010/wordprocessingGroup" xmlns:wpi="http://schemas.microsoft.com/office/word/2010/wordprocessingInk" xmlns:wne="http://schemas.microsoft.com/office/word/2006/wordml" xmlns:wps="http://schemas.microsoft.com/office/word/2010/wordprocessingShape" mc:Ignorable="w14 w15 w16se w16cid w16 w16cex w16sdtdh wp14">
-  <w:comment w:id="2" w:author="LuoLi" w:date="2026-01-29T12:53:00Z" w:initials="L">
-    <w:p>
-      <w:pPr>
-        <w:pStyle w:val="a4"/>
-      </w:pPr>
-      <w:r>
-        <w:rPr>
-          <w:rStyle w:val="a3"/>
-        </w:rPr>
-        <w:annotationRef/>
-      </w:r>
-      <w:r>
-        <w:rPr>
-          <w:rFonts w:hint="eastAsia"/>
-        </w:rPr>
-        <w:t>分析不够深入</w:t>
-      </w:r>
-    </w:p>
-  </w:comment>
-  <w:comment w:id="6" w:author="LuoLi" w:date="2026-01-29T12:53:00Z" w:initials="L">
-    <w:p>
-      <w:pPr>
-        <w:pStyle w:val="a4"/>
-      </w:pPr>
-      <w:r>
-        <w:rPr>
-          <w:rStyle w:val="a3"/>
-        </w:rPr>
-        <w:annotationRef/>
-      </w:r>
-      <w:r>
-        <w:rPr>
-          <w:rFonts w:hint="eastAsia"/>
-        </w:rPr>
-        <w:t>增加叙述细节</w:t>
-      </w:r>
-    </w:p>
-  </w:comment>
-  <w:comment w:id="38" w:author="LuoLi" w:date="2026-01-29T12:52:00Z" w:initials="L">
-    <w:p>
-      <w:pPr>
-        <w:pStyle w:val="a4"/>
-      </w:pPr>
-      <w:r>
-        <w:rPr>
-          <w:rStyle w:val="a3"/>
-        </w:rPr>
-        <w:annotationRef/>
-      </w:r>
-      <w:r>
-        <w:rPr>
-          <w:rFonts w:hint="eastAsia"/>
-        </w:rPr>
-        <w:t>太过口语</w:t>
-      </w:r>
-    </w:p>
-  </w:comment>
-</w:comments>
-</file>
-
-<file path=word/commentsExtended.xml><?xml version="1.0" encoding="utf-8"?>
-<w15:commentsEx xmlns:wpc="http://schemas.microsoft.com/office/word/2010/wordprocessingCanvas" xmlns:cx="http://schemas.microsoft.com/office/drawing/2014/chartex" xmlns:cx1="http://schemas.microsoft.com/office/drawing/2015/9/8/chartex" xmlns:cx2="http://schemas.microsoft.com/office/drawing/2015/10/21/chartex" xmlns:cx3="http://schemas.microsoft.com/office/drawing/2016/5/9/chartex" xmlns:cx4="http://schemas.microsoft.com/office/drawing/2016/5/10/chartex" xmlns:cx5="http://schemas.microsoft.com/office/drawing/2016/5/11/chartex" xmlns:cx6="http://schemas.microsoft.com/office/drawing/2016/5/12/chartex" xmlns:cx7="http://schemas.microsoft.com/office/drawing/2016/5/13/chartex" xmlns:cx8="http://schemas.microsoft.com/office/drawing/2016/5/14/chartex" xmlns:mc="http://schemas.openxmlformats.org/markup-compatibility/2006" xmlns:aink="http://schemas.microsoft.com/office/drawing/2016/ink" xmlns:am3d="http://schemas.microsoft.com/office/drawing/2017/model3d" xmlns:o="urn:schemas-microsoft-com:office:office" xmlns:r="http://schemas.openxmlformats.org/officeDocument/2006/relationships" xmlns:m="http://schemas.openxmlformats.org/officeDocument/2006/math" xmlns:v="urn:schemas-microsoft-com:vml" xmlns:wp14="http://schemas.microsoft.com/office/word/2010/wordprocessingDrawing" xmlns:wp="http://schemas.openxmlformats.org/drawingml/2006/wordprocessingDrawing" xmlns:w10="urn:schemas-microsoft-com:office:word" xmlns:w="http://schemas.openxmlformats.org/wordprocessingml/2006/main" xmlns:w14="http://schemas.microsoft.com/office/word/2010/wordml" xmlns:w15="http://schemas.microsoft.com/office/word/2012/wordml" xmlns:w16cex="http://schemas.microsoft.com/office/word/2018/wordml/cex" xmlns:w16cid="http://schemas.microsoft.com/office/word/2016/wordml/cid" xmlns:w16="http://schemas.microsoft.com/office/word/2018/wordml" xmlns:w16sdtdh="http://schemas.microsoft.com/office/word/2020/wordml/sdtdatahash" xmlns:w16se="http://schemas.microsoft.com/office/word/2015/wordml/symex" xmlns:wpg="http://schemas.microsoft.com/office/word/2010/wordprocessingGroup" xmlns:wpi="http://schemas.microsoft.com/office/word/2010/wordprocessingInk" xmlns:wne="http://schemas.microsoft.com/office/word/2006/wordml" xmlns:wps="http://schemas.microsoft.com/office/word/2010/wordprocessingShape" mc:Ignorable="w14 w15 w16se w16cid w16 w16cex w16sdtdh wp14">
-  <w15:commentEx w15:paraId="09757BC6" w15:done="0"/>
-  <w15:commentEx w15:paraId="45D4F558" w15:done="0"/>
-  <w15:commentEx w15:paraId="132FF27B" w15:done="0"/>
-</w15:commentsEx>
-</file>
-
-<file path=word/commentsExtensible.xml><?xml version="1.0" encoding="utf-8"?>
-<w16cex:commentsExtensible xmlns:wpc="http://schemas.microsoft.com/office/word/2010/wordprocessingCanvas" xmlns:cx="http://schemas.microsoft.com/office/drawing/2014/chartex" xmlns:cx1="http://schemas.microsoft.com/office/drawing/2015/9/8/chartex" xmlns:cx2="http://schemas.microsoft.com/office/drawing/2015/10/21/chartex" xmlns:cx3="http://schemas.microsoft.com/office/drawing/2016/5/9/chartex" xmlns:cx4="http://schemas.microsoft.com/office/drawing/2016/5/10/chartex" xmlns:cx5="http://schemas.microsoft.com/office/drawing/2016/5/11/chartex" xmlns:cx6="http://schemas.microsoft.com/office/drawing/2016/5/12/chartex" xmlns:cx7="http://schemas.microsoft.com/office/drawing/2016/5/13/chartex" xmlns:cx8="http://schemas.microsoft.com/office/drawing/2016/5/14/chartex" xmlns:mc="http://schemas.openxmlformats.org/markup-compatibility/2006" xmlns:aink="http://schemas.microsoft.com/office/drawing/2016/ink" xmlns:am3d="http://schemas.microsoft.com/office/drawing/2017/model3d" xmlns:o="urn:schemas-microsoft-com:office:office" xmlns:r="http://schemas.openxmlformats.org/officeDocument/2006/relationships" xmlns:m="http://schemas.openxmlformats.org/officeDocument/2006/math" xmlns:v="urn:schemas-microsoft-com:vml" xmlns:wp14="http://schemas.microsoft.com/office/word/2010/wordprocessingDrawing" xmlns:wp="http://schemas.openxmlformats.org/drawingml/2006/wordprocessingDrawing" xmlns:w10="urn:schemas-microsoft-com:office:word" xmlns:w="http://schemas.openxmlformats.org/wordprocessingml/2006/main" xmlns:w14="http://schemas.microsoft.com/office/word/2010/wordml" xmlns:w15="http://schemas.microsoft.com/office/word/2012/wordml" xmlns:w16cex="http://schemas.microsoft.com/office/word/2018/wordml/cex" xmlns:w16cid="http://schemas.microsoft.com/office/word/2016/wordml/cid" xmlns:w16="http://schemas.microsoft.com/office/word/2018/wordml" xmlns:w16sdtdh="http://schemas.microsoft.com/office/word/2020/wordml/sdtdatahash" xmlns:w16se="http://schemas.microsoft.com/office/word/2015/wordml/symex" xmlns:wpg="http://schemas.microsoft.com/office/word/2010/wordprocessingGroup" xmlns:wpi="http://schemas.microsoft.com/office/word/2010/wordprocessingInk" xmlns:wne="http://schemas.microsoft.com/office/word/2006/wordml" xmlns:wps="http://schemas.microsoft.com/office/word/2010/wordprocessingShape" mc:Ignorable="w14 w15 w16se w16cid w16 w16cex w16sdtdh wp14">
-  <w16cex:commentExtensible w16cex:durableId="2D25D6DE" w16cex:dateUtc="2026-01-29T04:53:00Z"/>
-  <w16cex:commentExtensible w16cex:durableId="2D25D6CB" w16cex:dateUtc="2026-01-29T04:53:00Z"/>
-  <w16cex:commentExtensible w16cex:durableId="2D25D6AB" w16cex:dateUtc="2026-01-29T04:52:00Z"/>
-</w16cex:commentsExtensible>
-</file>
-
-<file path=word/commentsIds.xml><?xml version="1.0" encoding="utf-8"?>
-<w16cid:commentsIds xmlns:wpc="http://schemas.microsoft.com/office/word/2010/wordprocessingCanvas" xmlns:cx="http://schemas.microsoft.com/office/drawing/2014/chartex" xmlns:cx1="http://schemas.microsoft.com/office/drawing/2015/9/8/chartex" xmlns:cx2="http://schemas.microsoft.com/office/drawing/2015/10/21/chartex" xmlns:cx3="http://schemas.microsoft.com/office/drawing/2016/5/9/chartex" xmlns:cx4="http://schemas.microsoft.com/office/drawing/2016/5/10/chartex" xmlns:cx5="http://schemas.microsoft.com/office/drawing/2016/5/11/chartex" xmlns:cx6="http://schemas.microsoft.com/office/drawing/2016/5/12/chartex" xmlns:cx7="http://schemas.microsoft.com/office/drawing/2016/5/13/chartex" xmlns:cx8="http://schemas.microsoft.com/office/drawing/2016/5/14/chartex" xmlns:mc="http://schemas.openxmlformats.org/markup-compatibility/2006" xmlns:aink="http://schemas.microsoft.com/office/drawing/2016/ink" xmlns:am3d="http://schemas.microsoft.com/office/drawing/2017/model3d" xmlns:o="urn:schemas-microsoft-com:office:office" xmlns:r="http://schemas.openxmlformats.org/officeDocument/2006/relationships" xmlns:m="http://schemas.openxmlformats.org/officeDocument/2006/math" xmlns:v="urn:schemas-microsoft-com:vml" xmlns:wp14="http://schemas.microsoft.com/office/word/2010/wordprocessingDrawing" xmlns:wp="http://schemas.openxmlformats.org/drawingml/2006/wordprocessingDrawing" xmlns:w10="urn:schemas-microsoft-com:office:word" xmlns:w="http://schemas.openxmlformats.org/wordprocessingml/2006/main" xmlns:w14="http://schemas.microsoft.com/office/word/2010/wordml" xmlns:w15="http://schemas.microsoft.com/office/word/2012/wordml" xmlns:w16cex="http://schemas.microsoft.com/office/word/2018/wordml/cex" xmlns:w16cid="http://schemas.microsoft.com/office/word/2016/wordml/cid" xmlns:w16="http://schemas.microsoft.com/office/word/2018/wordml" xmlns:w16sdtdh="http://schemas.microsoft.com/office/word/2020/wordml/sdtdatahash" xmlns:w16se="http://schemas.microsoft.com/office/word/2015/wordml/symex" xmlns:wpg="http://schemas.microsoft.com/office/word/2010/wordprocessingGroup" xmlns:wpi="http://schemas.microsoft.com/office/word/2010/wordprocessingInk" xmlns:wne="http://schemas.microsoft.com/office/word/2006/wordml" xmlns:wps="http://schemas.microsoft.com/office/word/2010/wordprocessingShape" mc:Ignorable="w14 w15 w16se w16cid w16 w16cex w16sdtdh wp14">
-  <w16cid:commentId w16cid:paraId="09757BC6" w16cid:durableId="2D25D6DE"/>
-  <w16cid:commentId w16cid:paraId="45D4F558" w16cid:durableId="2D25D6CB"/>
-  <w16cid:commentId w16cid:paraId="132FF27B" w16cid:durableId="2D25D6AB"/>
-</w16cid:commentsIds>
-</file>
-
 <file path=word/endnotes.xml><?xml version="1.0" encoding="utf-8"?>
-<w:endnotes xmlns:wpc="http://schemas.microsoft.com/office/word/2010/wordprocessingCanvas" xmlns:cx="http://schemas.microsoft.com/office/drawing/2014/chartex" xmlns:cx1="http://schemas.microsoft.com/office/drawing/2015/9/8/chartex" xmlns:cx2="http://schemas.microsoft.com/office/drawing/2015/10/21/chartex" xmlns:cx3="http://schemas.microsoft.com/office/drawing/2016/5/9/chartex" xmlns:cx4="http://schemas.microsoft.com/office/drawing/2016/5/10/chartex" xmlns:cx5="http://schemas.microsoft.com/office/drawing/2016/5/11/chartex" xmlns:cx6="http://schemas.microsoft.com/office/drawing/2016/5/12/chartex" xmlns:cx7="http://schemas.microsoft.com/office/drawing/2016/5/13/chartex" xmlns:cx8="http://schemas.microsoft.com/office/drawing/2016/5/14/chartex" xmlns:mc="http://schemas.openxmlformats.org/markup-compatibility/2006" xmlns:aink="http://schemas.microsoft.com/office/drawing/2016/ink" xmlns:am3d="http://schemas.microsoft.com/office/drawing/2017/model3d" xmlns:o="urn:schemas-microsoft-com:office:office" xmlns:r="http://schemas.openxmlformats.org/officeDocument/2006/relationships" xmlns:m="http://schemas.openxmlformats.org/officeDocument/2006/math" xmlns:v="urn:schemas-microsoft-com:vml" xmlns:wp14="http://schemas.microsoft.com/office/word/2010/wordprocessingDrawing" xmlns:wp="http://schemas.openxmlformats.org/drawingml/2006/wordprocessingDrawing" xmlns:w10="urn:schemas-microsoft-com:office:word" xmlns:w="http://schemas.openxmlformats.org/wordprocessingml/2006/main" xmlns:w14="http://schemas.microsoft.com/office/word/2010/wordml" xmlns:w15="http://schemas.microsoft.com/office/word/2012/wordml" xmlns:w16cex="http://schemas.microsoft.com/office/word/2018/wordml/cex" xmlns:w16cid="http://schemas.microsoft.com/office/word/2016/wordml/cid" xmlns:w16="http://schemas.microsoft.com/office/word/2018/wordml" xmlns:w16sdtdh="http://schemas.microsoft.com/office/word/2020/wordml/sdtdatahash" xmlns:w16se="http://schemas.microsoft.com/office/word/2015/wordml/symex" xmlns:wpg="http://schemas.microsoft.com/office/word/2010/wordprocessingGroup" xmlns:wpi="http://schemas.microsoft.com/office/word/2010/wordprocessingInk" xmlns:wne="http://schemas.microsoft.com/office/word/2006/wordml" xmlns:wps="http://schemas.microsoft.com/office/word/2010/wordprocessingShape" mc:Ignorable="w14 w15 w16se w16cid w16 w16cex w16sdtdh wp14">
+<w:endnotes xmlns:wpc="http://schemas.microsoft.com/office/word/2010/wordprocessingCanvas" xmlns:cx="http://schemas.microsoft.com/office/drawing/2014/chartex" xmlns:cx1="http://schemas.microsoft.com/office/drawing/2015/9/8/chartex" xmlns:cx2="http://schemas.microsoft.com/office/drawing/2015/10/21/chartex" xmlns:cx3="http://schemas.microsoft.com/office/drawing/2016/5/9/chartex" xmlns:cx4="http://schemas.microsoft.com/office/drawing/2016/5/10/chartex" xmlns:cx5="http://schemas.microsoft.com/office/drawing/2016/5/11/chartex" xmlns:cx6="http://schemas.microsoft.com/office/drawing/2016/5/12/chartex" xmlns:cx7="http://schemas.microsoft.com/office/drawing/2016/5/13/chartex" xmlns:cx8="http://schemas.microsoft.com/office/drawing/2016/5/14/chartex" xmlns:mc="http://schemas.openxmlformats.org/markup-compatibility/2006" xmlns:aink="http://schemas.microsoft.com/office/drawing/2016/ink" xmlns:am3d="http://schemas.microsoft.com/office/drawing/2017/model3d" xmlns:o="urn:schemas-microsoft-com:office:office" xmlns:oel="http://schemas.microsoft.com/office/2019/extlst" xmlns:r="http://schemas.openxmlformats.org/officeDocument/2006/relationships" xmlns:m="http://schemas.openxmlformats.org/officeDocument/2006/math" xmlns:v="urn:schemas-microsoft-com:vml" xmlns:wp14="http://schemas.microsoft.com/office/word/2010/wordprocessingDrawing" xmlns:wp="http://schemas.openxmlformats.org/drawingml/2006/wordprocessingDrawing" xmlns:w10="urn:schemas-microsoft-com:office:word" xmlns:w="http://schemas.openxmlformats.org/wordprocessingml/2006/main" xmlns:w14="http://schemas.microsoft.com/office/word/2010/wordml" xmlns:w15="http://schemas.microsoft.com/office/word/2012/wordml" xmlns:w16cex="http://schemas.microsoft.com/office/word/2018/wordml/cex" xmlns:w16cid="http://schemas.microsoft.com/office/word/2016/wordml/cid" xmlns:w16="http://schemas.microsoft.com/office/word/2018/wordml" xmlns:w16du="http://schemas.microsoft.com/office/word/2023/wordml/word16du" xmlns:w16sdtdh="http://schemas.microsoft.com/office/word/2020/wordml/sdtdatahash" xmlns:w16sdtfl="http://schemas.microsoft.com/office/word/2024/wordml/sdtformatlock" xmlns:w16se="http://schemas.microsoft.com/office/word/2015/wordml/symex" xmlns:wpg="http://schemas.microsoft.com/office/word/2010/wordprocessingGroup" xmlns:wpi="http://schemas.microsoft.com/office/word/2010/wordprocessingInk" xmlns:wne="http://schemas.microsoft.com/office/word/2006/wordml" xmlns:wps="http://schemas.microsoft.com/office/word/2010/wordprocessingShape" mc:Ignorable="w14 w15 w16se w16cid w16 w16cex w16sdtdh w16sdtfl w16du wp14">
   <w:endnote w:type="separator" w:id="-1">
     <w:p>
+      <w:pPr>
+        <w:rPr>
+          <w:rFonts w:hint="eastAsia"/>
+        </w:rPr>
+      </w:pPr>
       <w:r>
         <w:separator/>
       </w:r>
@@ -681,6 +171,11 @@
   </w:endnote>
   <w:endnote w:type="continuationSeparator" w:id="0">
     <w:p>
+      <w:pPr>
+        <w:rPr>
+          <w:rFonts w:hint="eastAsia"/>
+        </w:rPr>
+      </w:pPr>
       <w:r>
         <w:continuationSeparator/>
       </w:r>
@@ -689,10 +184,28 @@
 </w:endnotes>
 </file>
 
+<file path=word/footer1.xml><?xml version="1.0" encoding="utf-8"?>
+<w:ftr xmlns:wpc="http://schemas.microsoft.com/office/word/2010/wordprocessingCanvas" xmlns:cx="http://schemas.microsoft.com/office/drawing/2014/chartex" xmlns:cx1="http://schemas.microsoft.com/office/drawing/2015/9/8/chartex" xmlns:cx2="http://schemas.microsoft.com/office/drawing/2015/10/21/chartex" xmlns:cx3="http://schemas.microsoft.com/office/drawing/2016/5/9/chartex" xmlns:cx4="http://schemas.microsoft.com/office/drawing/2016/5/10/chartex" xmlns:cx5="http://schemas.microsoft.com/office/drawing/2016/5/11/chartex" xmlns:cx6="http://schemas.microsoft.com/office/drawing/2016/5/12/chartex" xmlns:cx7="http://schemas.microsoft.com/office/drawing/2016/5/13/chartex" xmlns:cx8="http://schemas.microsoft.com/office/drawing/2016/5/14/chartex" xmlns:mc="http://schemas.openxmlformats.org/markup-compatibility/2006" xmlns:aink="http://schemas.microsoft.com/office/drawing/2016/ink" xmlns:am3d="http://schemas.microsoft.com/office/drawing/2017/model3d" xmlns:o="urn:schemas-microsoft-com:office:office" xmlns:oel="http://schemas.microsoft.com/office/2019/extlst" xmlns:r="http://schemas.openxmlformats.org/officeDocument/2006/relationships" xmlns:m="http://schemas.openxmlformats.org/officeDocument/2006/math" xmlns:v="urn:schemas-microsoft-com:vml" xmlns:wp14="http://schemas.microsoft.com/office/word/2010/wordprocessingDrawing" xmlns:wp="http://schemas.openxmlformats.org/drawingml/2006/wordprocessingDrawing" xmlns:w10="urn:schemas-microsoft-com:office:word" xmlns:w="http://schemas.openxmlformats.org/wordprocessingml/2006/main" xmlns:w14="http://schemas.microsoft.com/office/word/2010/wordml" xmlns:w15="http://schemas.microsoft.com/office/word/2012/wordml" xmlns:w16cex="http://schemas.microsoft.com/office/word/2018/wordml/cex" xmlns:w16cid="http://schemas.microsoft.com/office/word/2016/wordml/cid" xmlns:w16="http://schemas.microsoft.com/office/word/2018/wordml" xmlns:w16du="http://schemas.microsoft.com/office/word/2023/wordml/word16du" xmlns:w16sdtdh="http://schemas.microsoft.com/office/word/2020/wordml/sdtdatahash" xmlns:w16sdtfl="http://schemas.microsoft.com/office/word/2024/wordml/sdtformatlock" xmlns:w16se="http://schemas.microsoft.com/office/word/2015/wordml/symex" xmlns:wpg="http://schemas.microsoft.com/office/word/2010/wordprocessingGroup" xmlns:wpi="http://schemas.microsoft.com/office/word/2010/wordprocessingInk" xmlns:wne="http://schemas.microsoft.com/office/word/2006/wordml" xmlns:wps="http://schemas.microsoft.com/office/word/2010/wordprocessingShape" mc:Ignorable="w14 w15 w16se w16cid w16 w16cex w16sdtdh w16sdtfl w16du wp14">
+  <w:p>
+    <w:pPr>
+      <w:pStyle w:val="a7"/>
+      <w:rPr>
+        <w:rFonts w:hint="eastAsia"/>
+      </w:rPr>
+    </w:pPr>
+  </w:p>
+</w:ftr>
+</file>
+
 <file path=word/footnotes.xml><?xml version="1.0" encoding="utf-8"?>
-<w:footnotes xmlns:wpc="http://schemas.microsoft.com/office/word/2010/wordprocessingCanvas" xmlns:cx="http://schemas.microsoft.com/office/drawing/2014/chartex" xmlns:cx1="http://schemas.microsoft.com/office/drawing/2015/9/8/chartex" xmlns:cx2="http://schemas.microsoft.com/office/drawing/2015/10/21/chartex" xmlns:cx3="http://schemas.microsoft.com/office/drawing/2016/5/9/chartex" xmlns:cx4="http://schemas.microsoft.com/office/drawing/2016/5/10/chartex" xmlns:cx5="http://schemas.microsoft.com/office/drawing/2016/5/11/chartex" xmlns:cx6="http://schemas.microsoft.com/office/drawing/2016/5/12/chartex" xmlns:cx7="http://schemas.microsoft.com/office/drawing/2016/5/13/chartex" xmlns:cx8="http://schemas.microsoft.com/office/drawing/2016/5/14/chartex" xmlns:mc="http://schemas.openxmlformats.org/markup-compatibility/2006" xmlns:aink="http://schemas.microsoft.com/office/drawing/2016/ink" xmlns:am3d="http://schemas.microsoft.com/office/drawing/2017/model3d" xmlns:o="urn:schemas-microsoft-com:office:office" xmlns:r="http://schemas.openxmlformats.org/officeDocument/2006/relationships" xmlns:m="http://schemas.openxmlformats.org/officeDocument/2006/math" xmlns:v="urn:schemas-microsoft-com:vml" xmlns:wp14="http://schemas.microsoft.com/office/word/2010/wordprocessingDrawing" xmlns:wp="http://schemas.openxmlformats.org/drawingml/2006/wordprocessingDrawing" xmlns:w10="urn:schemas-microsoft-com:office:word" xmlns:w="http://schemas.openxmlformats.org/wordprocessingml/2006/main" xmlns:w14="http://schemas.microsoft.com/office/word/2010/wordml" xmlns:w15="http://schemas.microsoft.com/office/word/2012/wordml" xmlns:w16cex="http://schemas.microsoft.com/office/word/2018/wordml/cex" xmlns:w16cid="http://schemas.microsoft.com/office/word/2016/wordml/cid" xmlns:w16="http://schemas.microsoft.com/office/word/2018/wordml" xmlns:w16sdtdh="http://schemas.microsoft.com/office/word/2020/wordml/sdtdatahash" xmlns:w16se="http://schemas.microsoft.com/office/word/2015/wordml/symex" xmlns:wpg="http://schemas.microsoft.com/office/word/2010/wordprocessingGroup" xmlns:wpi="http://schemas.microsoft.com/office/word/2010/wordprocessingInk" xmlns:wne="http://schemas.microsoft.com/office/word/2006/wordml" xmlns:wps="http://schemas.microsoft.com/office/word/2010/wordprocessingShape" mc:Ignorable="w14 w15 w16se w16cid w16 w16cex w16sdtdh wp14">
+<w:footnotes xmlns:wpc="http://schemas.microsoft.com/office/word/2010/wordprocessingCanvas" xmlns:cx="http://schemas.microsoft.com/office/drawing/2014/chartex" xmlns:cx1="http://schemas.microsoft.com/office/drawing/2015/9/8/chartex" xmlns:cx2="http://schemas.microsoft.com/office/drawing/2015/10/21/chartex" xmlns:cx3="http://schemas.microsoft.com/office/drawing/2016/5/9/chartex" xmlns:cx4="http://schemas.microsoft.com/office/drawing/2016/5/10/chartex" xmlns:cx5="http://schemas.microsoft.com/office/drawing/2016/5/11/chartex" xmlns:cx6="http://schemas.microsoft.com/office/drawing/2016/5/12/chartex" xmlns:cx7="http://schemas.microsoft.com/office/drawing/2016/5/13/chartex" xmlns:cx8="http://schemas.microsoft.com/office/drawing/2016/5/14/chartex" xmlns:mc="http://schemas.openxmlformats.org/markup-compatibility/2006" xmlns:aink="http://schemas.microsoft.com/office/drawing/2016/ink" xmlns:am3d="http://schemas.microsoft.com/office/drawing/2017/model3d" xmlns:o="urn:schemas-microsoft-com:office:office" xmlns:oel="http://schemas.microsoft.com/office/2019/extlst" xmlns:r="http://schemas.openxmlformats.org/officeDocument/2006/relationships" xmlns:m="http://schemas.openxmlformats.org/officeDocument/2006/math" xmlns:v="urn:schemas-microsoft-com:vml" xmlns:wp14="http://schemas.microsoft.com/office/word/2010/wordprocessingDrawing" xmlns:wp="http://schemas.openxmlformats.org/drawingml/2006/wordprocessingDrawing" xmlns:w10="urn:schemas-microsoft-com:office:word" xmlns:w="http://schemas.openxmlformats.org/wordprocessingml/2006/main" xmlns:w14="http://schemas.microsoft.com/office/word/2010/wordml" xmlns:w15="http://schemas.microsoft.com/office/word/2012/wordml" xmlns:w16cex="http://schemas.microsoft.com/office/word/2018/wordml/cex" xmlns:w16cid="http://schemas.microsoft.com/office/word/2016/wordml/cid" xmlns:w16="http://schemas.microsoft.com/office/word/2018/wordml" xmlns:w16du="http://schemas.microsoft.com/office/word/2023/wordml/word16du" xmlns:w16sdtdh="http://schemas.microsoft.com/office/word/2020/wordml/sdtdatahash" xmlns:w16sdtfl="http://schemas.microsoft.com/office/word/2024/wordml/sdtformatlock" xmlns:w16se="http://schemas.microsoft.com/office/word/2015/wordml/symex" xmlns:wpg="http://schemas.microsoft.com/office/word/2010/wordprocessingGroup" xmlns:wpi="http://schemas.microsoft.com/office/word/2010/wordprocessingInk" xmlns:wne="http://schemas.microsoft.com/office/word/2006/wordml" xmlns:wps="http://schemas.microsoft.com/office/word/2010/wordprocessingShape" mc:Ignorable="w14 w15 w16se w16cid w16 w16cex w16sdtdh w16sdtfl w16du wp14">
   <w:footnote w:type="separator" w:id="-1">
     <w:p>
+      <w:pPr>
+        <w:rPr>
+          <w:rFonts w:hint="eastAsia"/>
+        </w:rPr>
+      </w:pPr>
       <w:r>
         <w:separator/>
       </w:r>
@@ -700,6 +213,11 @@
   </w:footnote>
   <w:footnote w:type="continuationSeparator" w:id="0">
     <w:p>
+      <w:pPr>
+        <w:rPr>
+          <w:rFonts w:hint="eastAsia"/>
+        </w:rPr>
+      </w:pPr>
       <w:r>
         <w:continuationSeparator/>
       </w:r>
@@ -708,16 +226,21 @@
 </w:footnotes>
 </file>
 
-<file path=word/people.xml><?xml version="1.0" encoding="utf-8"?>
-<w15:people xmlns:wpc="http://schemas.microsoft.com/office/word/2010/wordprocessingCanvas" xmlns:cx="http://schemas.microsoft.com/office/drawing/2014/chartex" xmlns:cx1="http://schemas.microsoft.com/office/drawing/2015/9/8/chartex" xmlns:cx2="http://schemas.microsoft.com/office/drawing/2015/10/21/chartex" xmlns:cx3="http://schemas.microsoft.com/office/drawing/2016/5/9/chartex" xmlns:cx4="http://schemas.microsoft.com/office/drawing/2016/5/10/chartex" xmlns:cx5="http://schemas.microsoft.com/office/drawing/2016/5/11/chartex" xmlns:cx6="http://schemas.microsoft.com/office/drawing/2016/5/12/chartex" xmlns:cx7="http://schemas.microsoft.com/office/drawing/2016/5/13/chartex" xmlns:cx8="http://schemas.microsoft.com/office/drawing/2016/5/14/chartex" xmlns:mc="http://schemas.openxmlformats.org/markup-compatibility/2006" xmlns:aink="http://schemas.microsoft.com/office/drawing/2016/ink" xmlns:am3d="http://schemas.microsoft.com/office/drawing/2017/model3d" xmlns:o="urn:schemas-microsoft-com:office:office" xmlns:r="http://schemas.openxmlformats.org/officeDocument/2006/relationships" xmlns:m="http://schemas.openxmlformats.org/officeDocument/2006/math" xmlns:v="urn:schemas-microsoft-com:vml" xmlns:wp14="http://schemas.microsoft.com/office/word/2010/wordprocessingDrawing" xmlns:wp="http://schemas.openxmlformats.org/drawingml/2006/wordprocessingDrawing" xmlns:w10="urn:schemas-microsoft-com:office:word" xmlns:w="http://schemas.openxmlformats.org/wordprocessingml/2006/main" xmlns:w14="http://schemas.microsoft.com/office/word/2010/wordml" xmlns:w15="http://schemas.microsoft.com/office/word/2012/wordml" xmlns:w16cex="http://schemas.microsoft.com/office/word/2018/wordml/cex" xmlns:w16cid="http://schemas.microsoft.com/office/word/2016/wordml/cid" xmlns:w16="http://schemas.microsoft.com/office/word/2018/wordml" xmlns:w16sdtdh="http://schemas.microsoft.com/office/word/2020/wordml/sdtdatahash" xmlns:w16se="http://schemas.microsoft.com/office/word/2015/wordml/symex" xmlns:wpg="http://schemas.microsoft.com/office/word/2010/wordprocessingGroup" xmlns:wpi="http://schemas.microsoft.com/office/word/2010/wordprocessingInk" xmlns:wne="http://schemas.microsoft.com/office/word/2006/wordml" xmlns:wps="http://schemas.microsoft.com/office/word/2010/wordprocessingShape" mc:Ignorable="w14 w15 w16se w16cid w16 w16cex w16sdtdh wp14">
-  <w15:person w15:author="LuoLi">
-    <w15:presenceInfo w15:providerId="None" w15:userId="LuoLi"/>
-  </w15:person>
-</w15:people>
+<file path=word/header1.xml><?xml version="1.0" encoding="utf-8"?>
+<w:hdr xmlns:wpc="http://schemas.microsoft.com/office/word/2010/wordprocessingCanvas" xmlns:cx="http://schemas.microsoft.com/office/drawing/2014/chartex" xmlns:cx1="http://schemas.microsoft.com/office/drawing/2015/9/8/chartex" xmlns:cx2="http://schemas.microsoft.com/office/drawing/2015/10/21/chartex" xmlns:cx3="http://schemas.microsoft.com/office/drawing/2016/5/9/chartex" xmlns:cx4="http://schemas.microsoft.com/office/drawing/2016/5/10/chartex" xmlns:cx5="http://schemas.microsoft.com/office/drawing/2016/5/11/chartex" xmlns:cx6="http://schemas.microsoft.com/office/drawing/2016/5/12/chartex" xmlns:cx7="http://schemas.microsoft.com/office/drawing/2016/5/13/chartex" xmlns:cx8="http://schemas.microsoft.com/office/drawing/2016/5/14/chartex" xmlns:mc="http://schemas.openxmlformats.org/markup-compatibility/2006" xmlns:aink="http://schemas.microsoft.com/office/drawing/2016/ink" xmlns:am3d="http://schemas.microsoft.com/office/drawing/2017/model3d" xmlns:o="urn:schemas-microsoft-com:office:office" xmlns:oel="http://schemas.microsoft.com/office/2019/extlst" xmlns:r="http://schemas.openxmlformats.org/officeDocument/2006/relationships" xmlns:m="http://schemas.openxmlformats.org/officeDocument/2006/math" xmlns:v="urn:schemas-microsoft-com:vml" xmlns:wp14="http://schemas.microsoft.com/office/word/2010/wordprocessingDrawing" xmlns:wp="http://schemas.openxmlformats.org/drawingml/2006/wordprocessingDrawing" xmlns:w10="urn:schemas-microsoft-com:office:word" xmlns:w="http://schemas.openxmlformats.org/wordprocessingml/2006/main" xmlns:w14="http://schemas.microsoft.com/office/word/2010/wordml" xmlns:w15="http://schemas.microsoft.com/office/word/2012/wordml" xmlns:w16cex="http://schemas.microsoft.com/office/word/2018/wordml/cex" xmlns:w16cid="http://schemas.microsoft.com/office/word/2016/wordml/cid" xmlns:w16="http://schemas.microsoft.com/office/word/2018/wordml" xmlns:w16du="http://schemas.microsoft.com/office/word/2023/wordml/word16du" xmlns:w16sdtdh="http://schemas.microsoft.com/office/word/2020/wordml/sdtdatahash" xmlns:w16sdtfl="http://schemas.microsoft.com/office/word/2024/wordml/sdtformatlock" xmlns:w16se="http://schemas.microsoft.com/office/word/2015/wordml/symex" xmlns:wpg="http://schemas.microsoft.com/office/word/2010/wordprocessingGroup" xmlns:wpi="http://schemas.microsoft.com/office/word/2010/wordprocessingInk" xmlns:wne="http://schemas.microsoft.com/office/word/2006/wordml" xmlns:wps="http://schemas.microsoft.com/office/word/2010/wordprocessingShape" mc:Ignorable="w14 w15 w16se w16cid w16 w16cex w16sdtdh w16sdtfl w16du wp14">
+  <w:p>
+    <w:pPr>
+      <w:pStyle w:val="a5"/>
+      <w:rPr>
+        <w:rFonts w:hint="eastAsia"/>
+      </w:rPr>
+    </w:pPr>
+  </w:p>
+</w:hdr>
 </file>
 
 <file path=word/styles.xml><?xml version="1.0" encoding="utf-8"?>
-<w:styles xmlns:mc="http://schemas.openxmlformats.org/markup-compatibility/2006" xmlns:r="http://schemas.openxmlformats.org/officeDocument/2006/relationships" xmlns:w="http://schemas.openxmlformats.org/wordprocessingml/2006/main" xmlns:w14="http://schemas.microsoft.com/office/word/2010/wordml" xmlns:w15="http://schemas.microsoft.com/office/word/2012/wordml" xmlns:w16cex="http://schemas.microsoft.com/office/word/2018/wordml/cex" xmlns:w16cid="http://schemas.microsoft.com/office/word/2016/wordml/cid" xmlns:w16="http://schemas.microsoft.com/office/word/2018/wordml" xmlns:w16sdtdh="http://schemas.microsoft.com/office/word/2020/wordml/sdtdatahash" xmlns:w16se="http://schemas.microsoft.com/office/word/2015/wordml/symex" mc:Ignorable="w14 w15 w16se w16cid w16 w16cex w16sdtdh">
+<w:styles xmlns:mc="http://schemas.openxmlformats.org/markup-compatibility/2006" xmlns:r="http://schemas.openxmlformats.org/officeDocument/2006/relationships" xmlns:w="http://schemas.openxmlformats.org/wordprocessingml/2006/main" xmlns:w14="http://schemas.microsoft.com/office/word/2010/wordml" xmlns:w15="http://schemas.microsoft.com/office/word/2012/wordml" xmlns:w16cex="http://schemas.microsoft.com/office/word/2018/wordml/cex" xmlns:w16cid="http://schemas.microsoft.com/office/word/2016/wordml/cid" xmlns:w16="http://schemas.microsoft.com/office/word/2018/wordml" xmlns:w16du="http://schemas.microsoft.com/office/word/2023/wordml/word16du" xmlns:w16sdtdh="http://schemas.microsoft.com/office/word/2020/wordml/sdtdatahash" xmlns:w16sdtfl="http://schemas.microsoft.com/office/word/2024/wordml/sdtformatlock" xmlns:w16se="http://schemas.microsoft.com/office/word/2015/wordml/symex" mc:Ignorable="w14 w15 w16se w16cid w16 w16cex w16sdtdh w16sdtfl w16du">
   <w:docDefaults>
     <w:rPrDefault>
       <w:rPr>
@@ -1116,32 +639,10 @@
       <w:jc w:val="both"/>
     </w:pPr>
   </w:style>
-  <w:style w:type="paragraph" w:styleId="2">
-    <w:name w:val="heading 2"/>
-    <w:basedOn w:val="a"/>
-    <w:next w:val="a"/>
-    <w:link w:val="20"/>
-    <w:uiPriority w:val="9"/>
-    <w:unhideWhenUsed/>
-    <w:qFormat/>
-    <w:rsid w:val="00CE66FC"/>
-    <w:pPr>
-      <w:keepNext/>
-      <w:keepLines/>
-      <w:spacing w:before="260" w:after="260" w:line="416" w:lineRule="auto"/>
-      <w:outlineLvl w:val="1"/>
-    </w:pPr>
-    <w:rPr>
-      <w:rFonts w:asciiTheme="majorHAnsi" w:eastAsiaTheme="majorEastAsia" w:hAnsiTheme="majorHAnsi" w:cstheme="majorBidi"/>
-      <w:b/>
-      <w:bCs/>
-      <w:sz w:val="32"/>
-      <w:szCs w:val="32"/>
-    </w:rPr>
-  </w:style>
   <w:style w:type="character" w:default="1" w:styleId="a0">
     <w:name w:val="Default Paragraph Font"/>
     <w:uiPriority w:val="1"/>
+    <w:semiHidden/>
     <w:unhideWhenUsed/>
   </w:style>
   <w:style w:type="table" w:default="1" w:styleId="a1">
@@ -1165,12 +666,19 @@
     <w:semiHidden/>
     <w:unhideWhenUsed/>
   </w:style>
-  <w:style w:type="character" w:customStyle="1" w:styleId="20">
-    <w:name w:val="标题 2 字符"/>
-    <w:basedOn w:val="a0"/>
-    <w:link w:val="2"/>
-    <w:uiPriority w:val="9"/>
-    <w:rsid w:val="00CE66FC"/>
+  <w:style w:type="paragraph" w:styleId="a3">
+    <w:name w:val="Title"/>
+    <w:basedOn w:val="a"/>
+    <w:next w:val="a"/>
+    <w:link w:val="a4"/>
+    <w:uiPriority w:val="10"/>
+    <w:qFormat/>
+    <w:rsid w:val="00310D22"/>
+    <w:pPr>
+      <w:spacing w:before="240" w:after="60"/>
+      <w:jc w:val="center"/>
+      <w:outlineLvl w:val="0"/>
+    </w:pPr>
     <w:rPr>
       <w:rFonts w:asciiTheme="majorHAnsi" w:eastAsiaTheme="majorEastAsia" w:hAnsiTheme="majorHAnsi" w:cstheme="majorBidi"/>
       <w:b/>
@@ -1179,87 +687,27 @@
       <w:szCs w:val="32"/>
     </w:rPr>
   </w:style>
-  <w:style w:type="character" w:styleId="a3">
-    <w:name w:val="annotation reference"/>
+  <w:style w:type="character" w:customStyle="1" w:styleId="a4">
+    <w:name w:val="标题 字符"/>
     <w:basedOn w:val="a0"/>
-    <w:uiPriority w:val="99"/>
-    <w:semiHidden/>
-    <w:unhideWhenUsed/>
-    <w:rsid w:val="00546008"/>
+    <w:link w:val="a3"/>
+    <w:uiPriority w:val="10"/>
+    <w:rsid w:val="00310D22"/>
     <w:rPr>
-      <w:sz w:val="21"/>
-      <w:szCs w:val="21"/>
+      <w:rFonts w:asciiTheme="majorHAnsi" w:eastAsiaTheme="majorEastAsia" w:hAnsiTheme="majorHAnsi" w:cstheme="majorBidi"/>
+      <w:b/>
+      <w:bCs/>
+      <w:sz w:val="32"/>
+      <w:szCs w:val="32"/>
     </w:rPr>
   </w:style>
-  <w:style w:type="paragraph" w:styleId="a4">
-    <w:name w:val="annotation text"/>
+  <w:style w:type="paragraph" w:styleId="a5">
+    <w:name w:val="header"/>
     <w:basedOn w:val="a"/>
-    <w:link w:val="a5"/>
-    <w:uiPriority w:val="99"/>
-    <w:semiHidden/>
-    <w:unhideWhenUsed/>
-    <w:rsid w:val="00546008"/>
-    <w:pPr>
-      <w:jc w:val="left"/>
-    </w:pPr>
-  </w:style>
-  <w:style w:type="character" w:customStyle="1" w:styleId="a5">
-    <w:name w:val="批注文字 字符"/>
-    <w:basedOn w:val="a0"/>
-    <w:link w:val="a4"/>
-    <w:uiPriority w:val="99"/>
-    <w:semiHidden/>
-    <w:rsid w:val="00546008"/>
-  </w:style>
-  <w:style w:type="paragraph" w:styleId="a6">
-    <w:name w:val="annotation subject"/>
-    <w:basedOn w:val="a4"/>
-    <w:next w:val="a4"/>
-    <w:link w:val="a7"/>
-    <w:uiPriority w:val="99"/>
-    <w:semiHidden/>
-    <w:unhideWhenUsed/>
-    <w:rsid w:val="00546008"/>
-    <w:rPr>
-      <w:b/>
-      <w:bCs/>
-    </w:rPr>
-  </w:style>
-  <w:style w:type="character" w:customStyle="1" w:styleId="a7">
-    <w:name w:val="批注主题 字符"/>
-    <w:basedOn w:val="a5"/>
     <w:link w:val="a6"/>
     <w:uiPriority w:val="99"/>
-    <w:semiHidden/>
-    <w:rsid w:val="00546008"/>
-    <w:rPr>
-      <w:b/>
-      <w:bCs/>
-    </w:rPr>
-  </w:style>
-  <w:style w:type="table" w:styleId="a8">
-    <w:name w:val="Table Grid"/>
-    <w:basedOn w:val="a1"/>
-    <w:uiPriority w:val="39"/>
-    <w:rsid w:val="00634A0B"/>
-    <w:tblPr>
-      <w:tblBorders>
-        <w:top w:val="single" w:sz="4" w:space="0" w:color="auto"/>
-        <w:left w:val="single" w:sz="4" w:space="0" w:color="auto"/>
-        <w:bottom w:val="single" w:sz="4" w:space="0" w:color="auto"/>
-        <w:right w:val="single" w:sz="4" w:space="0" w:color="auto"/>
-        <w:insideH w:val="single" w:sz="4" w:space="0" w:color="auto"/>
-        <w:insideV w:val="single" w:sz="4" w:space="0" w:color="auto"/>
-      </w:tblBorders>
-    </w:tblPr>
-  </w:style>
-  <w:style w:type="paragraph" w:styleId="a9">
-    <w:name w:val="header"/>
-    <w:basedOn w:val="a"/>
-    <w:link w:val="aa"/>
-    <w:uiPriority w:val="99"/>
     <w:unhideWhenUsed/>
-    <w:rsid w:val="00DC2367"/>
+    <w:rsid w:val="00C14F9B"/>
     <w:pPr>
       <w:pBdr>
         <w:bottom w:val="single" w:sz="6" w:space="1" w:color="auto"/>
@@ -1276,24 +724,24 @@
       <w:szCs w:val="18"/>
     </w:rPr>
   </w:style>
-  <w:style w:type="character" w:customStyle="1" w:styleId="aa">
+  <w:style w:type="character" w:customStyle="1" w:styleId="a6">
     <w:name w:val="页眉 字符"/>
     <w:basedOn w:val="a0"/>
-    <w:link w:val="a9"/>
+    <w:link w:val="a5"/>
     <w:uiPriority w:val="99"/>
-    <w:rsid w:val="00DC2367"/>
+    <w:rsid w:val="00C14F9B"/>
     <w:rPr>
       <w:sz w:val="18"/>
       <w:szCs w:val="18"/>
     </w:rPr>
   </w:style>
-  <w:style w:type="paragraph" w:styleId="ab">
+  <w:style w:type="paragraph" w:styleId="a7">
     <w:name w:val="footer"/>
     <w:basedOn w:val="a"/>
-    <w:link w:val="ac"/>
+    <w:link w:val="a8"/>
     <w:uiPriority w:val="99"/>
     <w:unhideWhenUsed/>
-    <w:rsid w:val="00DC2367"/>
+    <w:rsid w:val="00C14F9B"/>
     <w:pPr>
       <w:tabs>
         <w:tab w:val="center" w:pos="4153"/>
@@ -1307,16 +755,23 @@
       <w:szCs w:val="18"/>
     </w:rPr>
   </w:style>
-  <w:style w:type="character" w:customStyle="1" w:styleId="ac">
+  <w:style w:type="character" w:customStyle="1" w:styleId="a8">
     <w:name w:val="页脚 字符"/>
     <w:basedOn w:val="a0"/>
-    <w:link w:val="ab"/>
+    <w:link w:val="a7"/>
     <w:uiPriority w:val="99"/>
-    <w:rsid w:val="00DC2367"/>
+    <w:rsid w:val="00C14F9B"/>
     <w:rPr>
       <w:sz w:val="18"/>
       <w:szCs w:val="18"/>
     </w:rPr>
+  </w:style>
+  <w:style w:type="paragraph" w:styleId="a9">
+    <w:name w:val="Revision"/>
+    <w:hidden/>
+    <w:uiPriority w:val="99"/>
+    <w:semiHidden/>
+    <w:rsid w:val="0092553D"/>
   </w:style>
 </w:styles>
 </file>

--- a/LambdaLinker/examples/a.docx
+++ b/LambdaLinker/examples/a.docx
@@ -1,151 +1,580 @@
 
 <file path=word/document.xml><?xml version="1.0" encoding="utf-8"?>
-<w:document xmlns:wpc="http://schemas.microsoft.com/office/word/2010/wordprocessingCanvas" xmlns:cx="http://schemas.microsoft.com/office/drawing/2014/chartex" xmlns:cx1="http://schemas.microsoft.com/office/drawing/2015/9/8/chartex" xmlns:cx2="http://schemas.microsoft.com/office/drawing/2015/10/21/chartex" xmlns:cx3="http://schemas.microsoft.com/office/drawing/2016/5/9/chartex" xmlns:cx4="http://schemas.microsoft.com/office/drawing/2016/5/10/chartex" xmlns:cx5="http://schemas.microsoft.com/office/drawing/2016/5/11/chartex" xmlns:cx6="http://schemas.microsoft.com/office/drawing/2016/5/12/chartex" xmlns:cx7="http://schemas.microsoft.com/office/drawing/2016/5/13/chartex" xmlns:cx8="http://schemas.microsoft.com/office/drawing/2016/5/14/chartex" xmlns:mc="http://schemas.openxmlformats.org/markup-compatibility/2006" xmlns:aink="http://schemas.microsoft.com/office/drawing/2016/ink" xmlns:am3d="http://schemas.microsoft.com/office/drawing/2017/model3d" xmlns:o="urn:schemas-microsoft-com:office:office" xmlns:oel="http://schemas.microsoft.com/office/2019/extlst" xmlns:r="http://schemas.openxmlformats.org/officeDocument/2006/relationships" xmlns:m="http://schemas.openxmlformats.org/officeDocument/2006/math" xmlns:v="urn:schemas-microsoft-com:vml" xmlns:wp14="http://schemas.microsoft.com/office/word/2010/wordprocessingDrawing" xmlns:wp="http://schemas.openxmlformats.org/drawingml/2006/wordprocessingDrawing" xmlns:w10="urn:schemas-microsoft-com:office:word" xmlns:w="http://schemas.openxmlformats.org/wordprocessingml/2006/main" xmlns:w14="http://schemas.microsoft.com/office/word/2010/wordml" xmlns:w15="http://schemas.microsoft.com/office/word/2012/wordml" xmlns:w16cex="http://schemas.microsoft.com/office/word/2018/wordml/cex" xmlns:w16cid="http://schemas.microsoft.com/office/word/2016/wordml/cid" xmlns:w16="http://schemas.microsoft.com/office/word/2018/wordml" xmlns:w16du="http://schemas.microsoft.com/office/word/2023/wordml/word16du" xmlns:w16sdtdh="http://schemas.microsoft.com/office/word/2020/wordml/sdtdatahash" xmlns:w16sdtfl="http://schemas.microsoft.com/office/word/2024/wordml/sdtformatlock" xmlns:w16se="http://schemas.microsoft.com/office/word/2015/wordml/symex" xmlns:wpg="http://schemas.microsoft.com/office/word/2010/wordprocessingGroup" xmlns:wpi="http://schemas.microsoft.com/office/word/2010/wordprocessingInk" xmlns:wne="http://schemas.microsoft.com/office/word/2006/wordml" xmlns:wps="http://schemas.microsoft.com/office/word/2010/wordprocessingShape" mc:Ignorable="w14 w15 w16se w16cid w16 w16cex w16sdtdh w16sdtfl w16du wp14">
+<w:document xmlns:wpc="http://schemas.microsoft.com/office/word/2010/wordprocessingCanvas" xmlns:cx="http://schemas.microsoft.com/office/drawing/2014/chartex" xmlns:cx1="http://schemas.microsoft.com/office/drawing/2015/9/8/chartex" xmlns:cx2="http://schemas.microsoft.com/office/drawing/2015/10/21/chartex" xmlns:cx3="http://schemas.microsoft.com/office/drawing/2016/5/9/chartex" xmlns:cx4="http://schemas.microsoft.com/office/drawing/2016/5/10/chartex" xmlns:cx5="http://schemas.microsoft.com/office/drawing/2016/5/11/chartex" xmlns:cx6="http://schemas.microsoft.com/office/drawing/2016/5/12/chartex" xmlns:cx7="http://schemas.microsoft.com/office/drawing/2016/5/13/chartex" xmlns:cx8="http://schemas.microsoft.com/office/drawing/2016/5/14/chartex" xmlns:mc="http://schemas.openxmlformats.org/markup-compatibility/2006" xmlns:aink="http://schemas.microsoft.com/office/drawing/2016/ink" xmlns:am3d="http://schemas.microsoft.com/office/drawing/2017/model3d" xmlns:o="urn:schemas-microsoft-com:office:office" xmlns:r="http://schemas.openxmlformats.org/officeDocument/2006/relationships" xmlns:m="http://schemas.openxmlformats.org/officeDocument/2006/math" xmlns:v="urn:schemas-microsoft-com:vml" xmlns:wp14="http://schemas.microsoft.com/office/word/2010/wordprocessingDrawing" xmlns:wp="http://schemas.openxmlformats.org/drawingml/2006/wordprocessingDrawing" xmlns:w10="urn:schemas-microsoft-com:office:word" xmlns:w="http://schemas.openxmlformats.org/wordprocessingml/2006/main" xmlns:w14="http://schemas.microsoft.com/office/word/2010/wordml" xmlns:w15="http://schemas.microsoft.com/office/word/2012/wordml" xmlns:w16cex="http://schemas.microsoft.com/office/word/2018/wordml/cex" xmlns:w16cid="http://schemas.microsoft.com/office/word/2016/wordml/cid" xmlns:w16="http://schemas.microsoft.com/office/word/2018/wordml" xmlns:w16sdtdh="http://schemas.microsoft.com/office/word/2020/wordml/sdtdatahash" xmlns:w16se="http://schemas.microsoft.com/office/word/2015/wordml/symex" xmlns:wpg="http://schemas.microsoft.com/office/word/2010/wordprocessingGroup" xmlns:wpi="http://schemas.microsoft.com/office/word/2010/wordprocessingInk" xmlns:wne="http://schemas.microsoft.com/office/word/2006/wordml" xmlns:wps="http://schemas.microsoft.com/office/word/2010/wordprocessingShape" mc:Ignorable="w14 w15 w16se w16cid w16 w16cex w16sdtdh wp14">
   <w:body>
     <w:p>
       <w:pPr>
-        <w:pStyle w:val="a3"/>
-        <w:rPr>
-          <w:rFonts w:hint="eastAsia"/>
-        </w:rPr>
+        <w:pStyle w:val="2"/>
+        <w:jc w:val="center"/>
       </w:pPr>
       <w:r>
         <w:rPr>
           <w:rFonts w:hint="eastAsia"/>
         </w:rPr>
-        <w:t>标题：基于强度域校准的低光照目标检测增强方法</w:t>
+        <w:t>关于解决低光照下目标检测问题的一些想法</w:t>
       </w:r>
+    </w:p>
+    <w:p/>
+    <w:p>
+      <w:pPr>
+        <w:rPr>
+          <w:ins w:id="0" w:author="LuoLi" w:date="2026-01-29T12:52:00Z"/>
+        </w:rPr>
+      </w:pPr>
+      <w:ins w:id="1" w:author="LuoLi" w:date="2026-01-29T12:52:00Z">
+        <w:r>
+          <w:t>现在的目标检测算法（像 YOLO 系列或者 R-CNN 那些）在光线好的时候表现都不错，但是在白天能跑得很好的模型，一旦到了晚上或者光线很暗的地方，效果就变差了。</w:t>
+        </w:r>
+        <w:commentRangeStart w:id="2"/>
+        <w:r>
+          <w:t>主要原因是图片太黑，很多特征看不清楚，而且我们发现单纯把图片调亮也不行，</w:t>
+        </w:r>
+        <w:proofErr w:type="gramStart"/>
+        <w:r>
+          <w:t>噪点会</w:t>
+        </w:r>
+        <w:proofErr w:type="gramEnd"/>
+        <w:r>
+          <w:t>变得很大，导致模型识别不到物体，或者把背景看成了物体。</w:t>
+        </w:r>
+      </w:ins>
+      <w:commentRangeEnd w:id="2"/>
+      <w:ins w:id="3" w:author="LuoLi" w:date="2026-01-29T12:53:00Z">
+        <w:r>
+          <w:rPr>
+            <w:rStyle w:val="a3"/>
+          </w:rPr>
+          <w:commentReference w:id="2"/>
+        </w:r>
+      </w:ins>
     </w:p>
     <w:p>
       <w:pPr>
         <w:rPr>
-          <w:rFonts w:hint="eastAsia"/>
+          <w:ins w:id="4" w:author="LuoLi" w:date="2026-01-29T12:52:00Z"/>
+        </w:rPr>
+      </w:pPr>
+      <w:ins w:id="5" w:author="LuoLi" w:date="2026-01-29T12:52:00Z">
+        <w:r>
+          <w:t>针对这个问题，我们想了一个新办法，叫强度域校准（Intensity Domain Calibration）。这其实就是在把图片送进检测网络之前，先调整一下它的像素强度分布，</w:t>
+        </w:r>
+        <w:commentRangeStart w:id="6"/>
+        <w:r>
+          <w:t>有点像</w:t>
+        </w:r>
+        <w:proofErr w:type="gramStart"/>
+        <w:r>
+          <w:t>给图片</w:t>
+        </w:r>
+        <w:proofErr w:type="gramEnd"/>
+        <w:r>
+          <w:t>做了一个自适应的“美颜”，把暗部的细节像拉曲线一样拉出来。</w:t>
+        </w:r>
+      </w:ins>
+      <w:commentRangeEnd w:id="6"/>
+      <w:ins w:id="7" w:author="LuoLi" w:date="2026-01-29T12:53:00Z">
+        <w:r>
+          <w:rPr>
+            <w:rStyle w:val="a3"/>
+          </w:rPr>
+          <w:commentReference w:id="6"/>
+        </w:r>
+      </w:ins>
+      <w:ins w:id="8" w:author="LuoLi" w:date="2026-01-29T12:52:00Z">
+        <w:r>
+          <w:t>我们在几个数据集上试了一下，发现用了这个方法后，检测准确率确实提高了，而且比之前那个类似的方法（比如 Zero-DCE）要好一些。</w:t>
+        </w:r>
+      </w:ins>
+    </w:p>
+    <w:tbl>
+      <w:tblPr>
+        <w:tblW w:w="0" w:type="auto"/>
+        <w:tblCellSpacing w:w="15" w:type="dxa"/>
+        <w:tblCellMar>
+          <w:left w:w="0" w:type="dxa"/>
+          <w:right w:w="0" w:type="dxa"/>
+        </w:tblCellMar>
+        <w:tblLook w:val="04A0" w:firstRow="1" w:lastRow="0" w:firstColumn="1" w:lastColumn="0" w:noHBand="0" w:noVBand="1"/>
+      </w:tblPr>
+      <w:tblGrid>
+        <w:gridCol w:w="2407"/>
+        <w:gridCol w:w="2238"/>
+        <w:gridCol w:w="1443"/>
+      </w:tblGrid>
+      <w:tr>
+        <w:trPr>
+          <w:tblHeader/>
+          <w:tblCellSpacing w:w="15" w:type="dxa"/>
+          <w:ins w:id="9" w:author="LuoLi" w:date="2026-01-29T12:49:00Z"/>
+        </w:trPr>
+        <w:tc>
+          <w:tcPr>
+            <w:tcW w:w="0" w:type="auto"/>
+            <w:tcBorders>
+              <w:top w:val="single" w:sz="6" w:space="0" w:color="auto"/>
+              <w:left w:val="single" w:sz="6" w:space="0" w:color="auto"/>
+              <w:bottom w:val="single" w:sz="6" w:space="0" w:color="auto"/>
+              <w:right w:val="single" w:sz="6" w:space="0" w:color="auto"/>
+            </w:tcBorders>
+            <w:tcMar>
+              <w:top w:w="120" w:type="dxa"/>
+              <w:left w:w="180" w:type="dxa"/>
+              <w:bottom w:w="120" w:type="dxa"/>
+              <w:right w:w="180" w:type="dxa"/>
+            </w:tcMar>
+            <w:vAlign w:val="center"/>
+            <w:hideMark/>
+          </w:tcPr>
+          <w:p>
+            <w:pPr>
+              <w:rPr>
+                <w:ins w:id="10" w:author="LuoLi" w:date="2026-01-29T12:49:00Z"/>
+              </w:rPr>
+            </w:pPr>
+            <w:ins w:id="11" w:author="LuoLi" w:date="2026-01-29T12:49:00Z">
+              <w:r>
+                <w:rPr>
+                  <w:b/>
+                  <w:bCs/>
+                </w:rPr>
+                <w:t>方法名字</w:t>
+              </w:r>
+            </w:ins>
+          </w:p>
+        </w:tc>
+        <w:tc>
+          <w:tcPr>
+            <w:tcW w:w="0" w:type="auto"/>
+            <w:tcBorders>
+              <w:top w:val="single" w:sz="6" w:space="0" w:color="auto"/>
+              <w:left w:val="single" w:sz="6" w:space="0" w:color="auto"/>
+              <w:bottom w:val="single" w:sz="6" w:space="0" w:color="auto"/>
+              <w:right w:val="single" w:sz="6" w:space="0" w:color="auto"/>
+            </w:tcBorders>
+            <w:tcMar>
+              <w:top w:w="120" w:type="dxa"/>
+              <w:left w:w="180" w:type="dxa"/>
+              <w:bottom w:w="120" w:type="dxa"/>
+              <w:right w:w="180" w:type="dxa"/>
+            </w:tcMar>
+            <w:vAlign w:val="center"/>
+            <w:hideMark/>
+          </w:tcPr>
+          <w:p>
+            <w:pPr>
+              <w:rPr>
+                <w:ins w:id="12" w:author="LuoLi" w:date="2026-01-29T12:49:00Z"/>
+              </w:rPr>
+            </w:pPr>
+            <w:proofErr w:type="spellStart"/>
+            <w:ins w:id="13" w:author="LuoLi" w:date="2026-01-29T12:49:00Z">
+              <w:r>
+                <w:rPr>
+                  <w:b/>
+                  <w:bCs/>
+                </w:rPr>
+                <w:t>ExDark</w:t>
+              </w:r>
+              <w:proofErr w:type="spellEnd"/>
+              <w:r>
+                <w:rPr>
+                  <w:b/>
+                  <w:bCs/>
+                </w:rPr>
+                <w:t xml:space="preserve"> 数据集得分</w:t>
+              </w:r>
+            </w:ins>
+          </w:p>
+        </w:tc>
+        <w:tc>
+          <w:tcPr>
+            <w:tcW w:w="0" w:type="auto"/>
+            <w:tcBorders>
+              <w:top w:val="single" w:sz="6" w:space="0" w:color="auto"/>
+              <w:left w:val="single" w:sz="6" w:space="0" w:color="auto"/>
+              <w:bottom w:val="single" w:sz="6" w:space="0" w:color="auto"/>
+              <w:right w:val="single" w:sz="6" w:space="0" w:color="auto"/>
+            </w:tcBorders>
+            <w:tcMar>
+              <w:top w:w="120" w:type="dxa"/>
+              <w:left w:w="180" w:type="dxa"/>
+              <w:bottom w:w="120" w:type="dxa"/>
+              <w:right w:w="180" w:type="dxa"/>
+            </w:tcMar>
+            <w:vAlign w:val="center"/>
+            <w:hideMark/>
+          </w:tcPr>
+          <w:p>
+            <w:pPr>
+              <w:rPr>
+                <w:ins w:id="14" w:author="LuoLi" w:date="2026-01-29T12:49:00Z"/>
+              </w:rPr>
+            </w:pPr>
+            <w:ins w:id="15" w:author="LuoLi" w:date="2026-01-29T12:49:00Z">
+              <w:r>
+                <w:rPr>
+                  <w:b/>
+                  <w:bCs/>
+                </w:rPr>
+                <w:t>速度 (FPS)</w:t>
+              </w:r>
+            </w:ins>
+          </w:p>
+        </w:tc>
+      </w:tr>
+      <w:tr>
+        <w:trPr>
+          <w:tblCellSpacing w:w="15" w:type="dxa"/>
+          <w:ins w:id="16" w:author="LuoLi" w:date="2026-01-29T12:49:00Z"/>
+        </w:trPr>
+        <w:tc>
+          <w:tcPr>
+            <w:tcW w:w="0" w:type="auto"/>
+            <w:tcBorders>
+              <w:top w:val="single" w:sz="6" w:space="0" w:color="auto"/>
+              <w:left w:val="single" w:sz="6" w:space="0" w:color="auto"/>
+              <w:bottom w:val="single" w:sz="6" w:space="0" w:color="auto"/>
+              <w:right w:val="single" w:sz="6" w:space="0" w:color="auto"/>
+            </w:tcBorders>
+            <w:tcMar>
+              <w:top w:w="120" w:type="dxa"/>
+              <w:left w:w="180" w:type="dxa"/>
+              <w:bottom w:w="120" w:type="dxa"/>
+              <w:right w:w="180" w:type="dxa"/>
+            </w:tcMar>
+            <w:vAlign w:val="center"/>
+            <w:hideMark/>
+          </w:tcPr>
+          <w:p>
+            <w:pPr>
+              <w:rPr>
+                <w:ins w:id="17" w:author="LuoLi" w:date="2026-01-29T12:49:00Z"/>
+              </w:rPr>
+            </w:pPr>
+            <w:ins w:id="18" w:author="LuoLi" w:date="2026-01-29T12:49:00Z">
+              <w:r>
+                <w:t>原始 Baseline</w:t>
+              </w:r>
+            </w:ins>
+          </w:p>
+        </w:tc>
+        <w:tc>
+          <w:tcPr>
+            <w:tcW w:w="0" w:type="auto"/>
+            <w:tcBorders>
+              <w:top w:val="single" w:sz="6" w:space="0" w:color="auto"/>
+              <w:left w:val="single" w:sz="6" w:space="0" w:color="auto"/>
+              <w:bottom w:val="single" w:sz="6" w:space="0" w:color="auto"/>
+              <w:right w:val="single" w:sz="6" w:space="0" w:color="auto"/>
+            </w:tcBorders>
+            <w:tcMar>
+              <w:top w:w="120" w:type="dxa"/>
+              <w:left w:w="180" w:type="dxa"/>
+              <w:bottom w:w="120" w:type="dxa"/>
+              <w:right w:w="180" w:type="dxa"/>
+            </w:tcMar>
+            <w:vAlign w:val="center"/>
+            <w:hideMark/>
+          </w:tcPr>
+          <w:p>
+            <w:pPr>
+              <w:rPr>
+                <w:ins w:id="19" w:author="LuoLi" w:date="2026-01-29T12:49:00Z"/>
+              </w:rPr>
+            </w:pPr>
+            <w:ins w:id="20" w:author="LuoLi" w:date="2026-01-29T12:49:00Z">
+              <w:r>
+                <w:t>30.5%</w:t>
+              </w:r>
+            </w:ins>
+          </w:p>
+        </w:tc>
+        <w:tc>
+          <w:tcPr>
+            <w:tcW w:w="0" w:type="auto"/>
+            <w:tcBorders>
+              <w:top w:val="single" w:sz="6" w:space="0" w:color="auto"/>
+              <w:left w:val="single" w:sz="6" w:space="0" w:color="auto"/>
+              <w:bottom w:val="single" w:sz="6" w:space="0" w:color="auto"/>
+              <w:right w:val="single" w:sz="6" w:space="0" w:color="auto"/>
+            </w:tcBorders>
+            <w:tcMar>
+              <w:top w:w="120" w:type="dxa"/>
+              <w:left w:w="180" w:type="dxa"/>
+              <w:bottom w:w="120" w:type="dxa"/>
+              <w:right w:w="180" w:type="dxa"/>
+            </w:tcMar>
+            <w:vAlign w:val="center"/>
+            <w:hideMark/>
+          </w:tcPr>
+          <w:p>
+            <w:pPr>
+              <w:rPr>
+                <w:ins w:id="21" w:author="LuoLi" w:date="2026-01-29T12:49:00Z"/>
+              </w:rPr>
+            </w:pPr>
+            <w:ins w:id="22" w:author="LuoLi" w:date="2026-01-29T12:49:00Z">
+              <w:r>
+                <w:t>45</w:t>
+              </w:r>
+            </w:ins>
+          </w:p>
+        </w:tc>
+      </w:tr>
+      <w:tr>
+        <w:trPr>
+          <w:tblCellSpacing w:w="15" w:type="dxa"/>
+          <w:ins w:id="23" w:author="LuoLi" w:date="2026-01-29T12:49:00Z"/>
+        </w:trPr>
+        <w:tc>
+          <w:tcPr>
+            <w:tcW w:w="0" w:type="auto"/>
+            <w:tcBorders>
+              <w:top w:val="single" w:sz="6" w:space="0" w:color="auto"/>
+              <w:left w:val="single" w:sz="6" w:space="0" w:color="auto"/>
+              <w:bottom w:val="single" w:sz="6" w:space="0" w:color="auto"/>
+              <w:right w:val="single" w:sz="6" w:space="0" w:color="auto"/>
+            </w:tcBorders>
+            <w:tcMar>
+              <w:top w:w="120" w:type="dxa"/>
+              <w:left w:w="180" w:type="dxa"/>
+              <w:bottom w:w="120" w:type="dxa"/>
+              <w:right w:w="180" w:type="dxa"/>
+            </w:tcMar>
+            <w:vAlign w:val="center"/>
+            <w:hideMark/>
+          </w:tcPr>
+          <w:p>
+            <w:pPr>
+              <w:rPr>
+                <w:ins w:id="24" w:author="LuoLi" w:date="2026-01-29T12:49:00Z"/>
+              </w:rPr>
+            </w:pPr>
+            <w:ins w:id="25" w:author="LuoLi" w:date="2026-01-29T12:49:00Z">
+              <w:r>
+                <w:t>对比方法 (Zero-DCE)</w:t>
+              </w:r>
+            </w:ins>
+          </w:p>
+        </w:tc>
+        <w:tc>
+          <w:tcPr>
+            <w:tcW w:w="0" w:type="auto"/>
+            <w:tcBorders>
+              <w:top w:val="single" w:sz="6" w:space="0" w:color="auto"/>
+              <w:left w:val="single" w:sz="6" w:space="0" w:color="auto"/>
+              <w:bottom w:val="single" w:sz="6" w:space="0" w:color="auto"/>
+              <w:right w:val="single" w:sz="6" w:space="0" w:color="auto"/>
+            </w:tcBorders>
+            <w:tcMar>
+              <w:top w:w="120" w:type="dxa"/>
+              <w:left w:w="180" w:type="dxa"/>
+              <w:bottom w:w="120" w:type="dxa"/>
+              <w:right w:w="180" w:type="dxa"/>
+            </w:tcMar>
+            <w:vAlign w:val="center"/>
+            <w:hideMark/>
+          </w:tcPr>
+          <w:p>
+            <w:pPr>
+              <w:rPr>
+                <w:ins w:id="26" w:author="LuoLi" w:date="2026-01-29T12:49:00Z"/>
+              </w:rPr>
+            </w:pPr>
+            <w:ins w:id="27" w:author="LuoLi" w:date="2026-01-29T12:49:00Z">
+              <w:r>
+                <w:t>32.2%</w:t>
+              </w:r>
+            </w:ins>
+          </w:p>
+        </w:tc>
+        <w:tc>
+          <w:tcPr>
+            <w:tcW w:w="0" w:type="auto"/>
+            <w:tcBorders>
+              <w:top w:val="single" w:sz="6" w:space="0" w:color="auto"/>
+              <w:left w:val="single" w:sz="6" w:space="0" w:color="auto"/>
+              <w:bottom w:val="single" w:sz="6" w:space="0" w:color="auto"/>
+              <w:right w:val="single" w:sz="6" w:space="0" w:color="auto"/>
+            </w:tcBorders>
+            <w:tcMar>
+              <w:top w:w="120" w:type="dxa"/>
+              <w:left w:w="180" w:type="dxa"/>
+              <w:bottom w:w="120" w:type="dxa"/>
+              <w:right w:w="180" w:type="dxa"/>
+            </w:tcMar>
+            <w:vAlign w:val="center"/>
+            <w:hideMark/>
+          </w:tcPr>
+          <w:p>
+            <w:pPr>
+              <w:rPr>
+                <w:ins w:id="28" w:author="LuoLi" w:date="2026-01-29T12:49:00Z"/>
+              </w:rPr>
+            </w:pPr>
+            <w:ins w:id="29" w:author="LuoLi" w:date="2026-01-29T12:49:00Z">
+              <w:r>
+                <w:t>30</w:t>
+              </w:r>
+            </w:ins>
+          </w:p>
+        </w:tc>
+      </w:tr>
+      <w:tr>
+        <w:trPr>
+          <w:tblCellSpacing w:w="15" w:type="dxa"/>
+          <w:ins w:id="30" w:author="LuoLi" w:date="2026-01-29T12:49:00Z"/>
+        </w:trPr>
+        <w:tc>
+          <w:tcPr>
+            <w:tcW w:w="0" w:type="auto"/>
+            <w:tcBorders>
+              <w:top w:val="single" w:sz="6" w:space="0" w:color="auto"/>
+              <w:left w:val="single" w:sz="6" w:space="0" w:color="auto"/>
+              <w:bottom w:val="single" w:sz="6" w:space="0" w:color="auto"/>
+              <w:right w:val="single" w:sz="6" w:space="0" w:color="auto"/>
+            </w:tcBorders>
+            <w:tcMar>
+              <w:top w:w="120" w:type="dxa"/>
+              <w:left w:w="180" w:type="dxa"/>
+              <w:bottom w:w="120" w:type="dxa"/>
+              <w:right w:w="180" w:type="dxa"/>
+            </w:tcMar>
+            <w:vAlign w:val="center"/>
+            <w:hideMark/>
+          </w:tcPr>
+          <w:p>
+            <w:pPr>
+              <w:rPr>
+                <w:ins w:id="31" w:author="LuoLi" w:date="2026-01-29T12:49:00Z"/>
+              </w:rPr>
+            </w:pPr>
+            <w:ins w:id="32" w:author="LuoLi" w:date="2026-01-29T12:49:00Z">
+              <w:r>
+                <w:rPr>
+                  <w:b/>
+                  <w:bCs/>
+                </w:rPr>
+                <w:t>我们的方法</w:t>
+              </w:r>
+            </w:ins>
+          </w:p>
+        </w:tc>
+        <w:tc>
+          <w:tcPr>
+            <w:tcW w:w="0" w:type="auto"/>
+            <w:tcBorders>
+              <w:top w:val="single" w:sz="6" w:space="0" w:color="auto"/>
+              <w:left w:val="single" w:sz="6" w:space="0" w:color="auto"/>
+              <w:bottom w:val="single" w:sz="6" w:space="0" w:color="auto"/>
+              <w:right w:val="single" w:sz="6" w:space="0" w:color="auto"/>
+            </w:tcBorders>
+            <w:tcMar>
+              <w:top w:w="120" w:type="dxa"/>
+              <w:left w:w="180" w:type="dxa"/>
+              <w:bottom w:w="120" w:type="dxa"/>
+              <w:right w:w="180" w:type="dxa"/>
+            </w:tcMar>
+            <w:vAlign w:val="center"/>
+            <w:hideMark/>
+          </w:tcPr>
+          <w:p>
+            <w:pPr>
+              <w:rPr>
+                <w:ins w:id="33" w:author="LuoLi" w:date="2026-01-29T12:49:00Z"/>
+              </w:rPr>
+            </w:pPr>
+            <w:ins w:id="34" w:author="LuoLi" w:date="2026-01-29T12:49:00Z">
+              <w:r>
+                <w:rPr>
+                  <w:b/>
+                  <w:bCs/>
+                </w:rPr>
+                <w:t>34.8%</w:t>
+              </w:r>
+            </w:ins>
+          </w:p>
+        </w:tc>
+        <w:tc>
+          <w:tcPr>
+            <w:tcW w:w="0" w:type="auto"/>
+            <w:tcBorders>
+              <w:top w:val="single" w:sz="6" w:space="0" w:color="auto"/>
+              <w:left w:val="single" w:sz="6" w:space="0" w:color="auto"/>
+              <w:bottom w:val="single" w:sz="6" w:space="0" w:color="auto"/>
+              <w:right w:val="single" w:sz="6" w:space="0" w:color="auto"/>
+            </w:tcBorders>
+            <w:tcMar>
+              <w:top w:w="120" w:type="dxa"/>
+              <w:left w:w="180" w:type="dxa"/>
+              <w:bottom w:w="120" w:type="dxa"/>
+              <w:right w:w="180" w:type="dxa"/>
+            </w:tcMar>
+            <w:vAlign w:val="center"/>
+            <w:hideMark/>
+          </w:tcPr>
+          <w:p>
+            <w:pPr>
+              <w:rPr>
+                <w:ins w:id="35" w:author="LuoLi" w:date="2026-01-29T12:49:00Z"/>
+              </w:rPr>
+            </w:pPr>
+            <w:ins w:id="36" w:author="LuoLi" w:date="2026-01-29T12:49:00Z">
+              <w:r>
+                <w:rPr>
+                  <w:b/>
+                  <w:bCs/>
+                </w:rPr>
+                <w:t>42</w:t>
+              </w:r>
+            </w:ins>
+          </w:p>
+        </w:tc>
+      </w:tr>
+    </w:tbl>
+    <w:p>
+      <w:pPr>
+        <w:rPr>
+          <w:ins w:id="37" w:author="LuoLi" w:date="2026-01-29T12:45:00Z"/>
         </w:rPr>
       </w:pPr>
     </w:p>
     <w:p>
-      <w:pPr>
-        <w:rPr>
-          <w:rFonts w:hint="eastAsia"/>
-        </w:rPr>
-      </w:pPr>
-      <w:r>
-        <w:rPr>
-          <w:rFonts w:hint="eastAsia"/>
-        </w:rPr>
-        <w:t>尽管现代目标检测器（如</w:t>
-      </w:r>
-      <w:r>
-        <w:t xml:space="preserve"> YOLOv8 及 Faster R-CNN）在常规光照条件下表现卓越，但在低光照环境中，受限于严重的视觉特征退化、动态范围压缩以及伴随的传感器噪声，其边界框回归与类别分类性能均显著下降。针对这一挑战，本文提出了一种新颖且高效的“强度域校准”（Intensity Domain Calibration, IDC）模块。</w:t>
-      </w:r>
-    </w:p>
-    <w:p>
-      <w:pPr>
-        <w:rPr>
-          <w:rFonts w:hint="eastAsia"/>
-        </w:rPr>
-      </w:pPr>
-    </w:p>
-    <w:p>
-      <w:pPr>
-        <w:rPr>
-          <w:rFonts w:hint="eastAsia"/>
-        </w:rPr>
-      </w:pPr>
-      <w:r>
-        <w:rPr>
-          <w:rFonts w:hint="eastAsia"/>
-        </w:rPr>
-        <w:t>与传统的图像增强方法不同，该模块并不直接对图像进行全局亮度增强以避免高频噪声的放大，而是引入了一组可学习的非线性变换曲线，构建了一个端到端的微分变换网络。该网络能够在特征提取前的预处理阶段，自适应地重新对齐像素强度分布，从而有效地恢复被暗区淹没的潜在语义信息。</w:t>
-      </w:r>
-    </w:p>
-    <w:p>
-      <w:pPr>
-        <w:rPr>
-          <w:rFonts w:hint="eastAsia"/>
-        </w:rPr>
-      </w:pPr>
-    </w:p>
-    <w:p>
-      <w:pPr>
-        <w:rPr>
-          <w:rFonts w:hint="eastAsia"/>
-        </w:rPr>
-      </w:pPr>
-      <w:r>
-        <w:rPr>
-          <w:rFonts w:hint="eastAsia"/>
-        </w:rPr>
-        <w:t>在</w:t>
-      </w:r>
-      <w:r>
-        <w:t xml:space="preserve"> ExDark 和 COCO-Dark 数据集上的广泛实验表明，该方法在保持极低计算成本（推理延迟仅增加 3ms）的同时，显著提升了检测精度（mAP@0.5 提升约 2.3%），并在应对极暗场景的鲁棒性上显著优于现有的 Zero-DCE 及 Retinex 等低光增强基线方法。此外，消融实验进一步验证了 IDC 模块作为即插即用组件在全天候自动驾驶视觉系统中的泛力。</w:t>
-      </w:r>
-    </w:p>
-    <w:p>
-      <w:pPr>
-        <w:jc w:val="center"/>
-        <w:rPr>
-          <w:rFonts w:hint="eastAsia"/>
-        </w:rPr>
-      </w:pPr>
-      <w:r>
-        <w:rPr>
-          <w:noProof/>
-        </w:rPr>
-        <w:drawing>
-          <wp:inline distT="0" distB="0" distL="0" distR="0" wp14:anchorId="7D17EFA0" wp14:editId="4D83D8B7">
-            <wp:extent cx="3121660" cy="2675548"/>
-            <wp:effectExtent l="0" t="0" r="2540" b="0"/>
-            <wp:docPr id="1" name="图片 1" descr="exdark数据集论文阅读笔记_提出低光照目标检测exdark数据集的论文-CSDN博客"/>
-            <wp:cNvGraphicFramePr>
-              <a:graphicFrameLocks xmlns:a="http://schemas.openxmlformats.org/drawingml/2006/main" noChangeAspect="1"/>
-            </wp:cNvGraphicFramePr>
-            <a:graphic xmlns:a="http://schemas.openxmlformats.org/drawingml/2006/main">
-              <a:graphicData uri="http://schemas.openxmlformats.org/drawingml/2006/picture">
-                <pic:pic xmlns:pic="http://schemas.openxmlformats.org/drawingml/2006/picture">
-                  <pic:nvPicPr>
-                    <pic:cNvPr id="0" name="Picture 1" descr="exdark数据集论文阅读笔记_提出低光照目标检测exdark数据集的论文-CSDN博客"/>
-                    <pic:cNvPicPr>
-                      <a:picLocks noChangeAspect="1" noChangeArrowheads="1"/>
-                    </pic:cNvPicPr>
-                  </pic:nvPicPr>
-                  <pic:blipFill>
-                    <a:blip r:embed="rId6" cstate="print">
-                      <a:extLst>
-                        <a:ext uri="{28A0092B-C50C-407E-A947-70E740481C1C}">
-                          <a14:useLocalDpi xmlns:a14="http://schemas.microsoft.com/office/drawing/2010/main" val="0"/>
-                        </a:ext>
-                      </a:extLst>
-                    </a:blip>
-                    <a:srcRect/>
-                    <a:stretch>
-                      <a:fillRect/>
-                    </a:stretch>
-                  </pic:blipFill>
-                  <pic:spPr bwMode="auto">
-                    <a:xfrm>
-                      <a:off x="0" y="0"/>
-                      <a:ext cx="3123707" cy="2677302"/>
-                    </a:xfrm>
-                    <a:prstGeom prst="rect">
-                      <a:avLst/>
-                    </a:prstGeom>
-                    <a:noFill/>
-                    <a:ln>
-                      <a:noFill/>
-                    </a:ln>
-                  </pic:spPr>
-                </pic:pic>
-              </a:graphicData>
-            </a:graphic>
-          </wp:inline>
-        </w:drawing>
-      </w:r>
+      <w:commentRangeStart w:id="38"/>
+      <w:ins w:id="39" w:author="LuoLi" w:date="2026-01-29T12:52:00Z">
+        <w:r>
+          <w:rPr>
+            <w:rFonts w:hint="eastAsia"/>
+          </w:rPr>
+          <w:t>虽然我们的速度比原始版本慢了一丢</w:t>
+        </w:r>
+        <w:proofErr w:type="gramStart"/>
+        <w:r>
+          <w:rPr>
+            <w:rFonts w:hint="eastAsia"/>
+          </w:rPr>
+          <w:t>丢</w:t>
+        </w:r>
+        <w:commentRangeEnd w:id="38"/>
+        <w:proofErr w:type="gramEnd"/>
+        <w:r>
+          <w:rPr>
+            <w:rStyle w:val="a3"/>
+          </w:rPr>
+          <w:commentReference w:id="38"/>
+        </w:r>
+        <w:r>
+          <w:rPr>
+            <w:rFonts w:hint="eastAsia"/>
+          </w:rPr>
+          <w:t>（少了</w:t>
+        </w:r>
+        <w:r>
+          <w:t>3帧），但是比 Zero-DCE 快多了。我们觉得这个方法很有用，能解决实际问题，下一步我们打算把这个东西部署到那种夜视监控摄像头上去试试，感觉应该挺有搞头的。</w:t>
+        </w:r>
+      </w:ins>
     </w:p>
     <w:sectPr>
-      <w:headerReference w:type="default" r:id="rId7"/>
-      <w:footerReference w:type="default" r:id="rId8"/>
       <w:pgSz w:w="11906" w:h="16838"/>
       <w:pgMar w:top="1440" w:right="1800" w:bottom="1440" w:left="1800" w:header="851" w:footer="992" w:gutter="0"/>
       <w:cols w:space="425"/>
@@ -155,15 +584,96 @@
 </w:document>
 </file>
 
-<file path=word/endnotes.xml><?xml version="1.0" encoding="utf-8"?>
-<w:endnotes xmlns:wpc="http://schemas.microsoft.com/office/word/2010/wordprocessingCanvas" xmlns:cx="http://schemas.microsoft.com/office/drawing/2014/chartex" xmlns:cx1="http://schemas.microsoft.com/office/drawing/2015/9/8/chartex" xmlns:cx2="http://schemas.microsoft.com/office/drawing/2015/10/21/chartex" xmlns:cx3="http://schemas.microsoft.com/office/drawing/2016/5/9/chartex" xmlns:cx4="http://schemas.microsoft.com/office/drawing/2016/5/10/chartex" xmlns:cx5="http://schemas.microsoft.com/office/drawing/2016/5/11/chartex" xmlns:cx6="http://schemas.microsoft.com/office/drawing/2016/5/12/chartex" xmlns:cx7="http://schemas.microsoft.com/office/drawing/2016/5/13/chartex" xmlns:cx8="http://schemas.microsoft.com/office/drawing/2016/5/14/chartex" xmlns:mc="http://schemas.openxmlformats.org/markup-compatibility/2006" xmlns:aink="http://schemas.microsoft.com/office/drawing/2016/ink" xmlns:am3d="http://schemas.microsoft.com/office/drawing/2017/model3d" xmlns:o="urn:schemas-microsoft-com:office:office" xmlns:oel="http://schemas.microsoft.com/office/2019/extlst" xmlns:r="http://schemas.openxmlformats.org/officeDocument/2006/relationships" xmlns:m="http://schemas.openxmlformats.org/officeDocument/2006/math" xmlns:v="urn:schemas-microsoft-com:vml" xmlns:wp14="http://schemas.microsoft.com/office/word/2010/wordprocessingDrawing" xmlns:wp="http://schemas.openxmlformats.org/drawingml/2006/wordprocessingDrawing" xmlns:w10="urn:schemas-microsoft-com:office:word" xmlns:w="http://schemas.openxmlformats.org/wordprocessingml/2006/main" xmlns:w14="http://schemas.microsoft.com/office/word/2010/wordml" xmlns:w15="http://schemas.microsoft.com/office/word/2012/wordml" xmlns:w16cex="http://schemas.microsoft.com/office/word/2018/wordml/cex" xmlns:w16cid="http://schemas.microsoft.com/office/word/2016/wordml/cid" xmlns:w16="http://schemas.microsoft.com/office/word/2018/wordml" xmlns:w16du="http://schemas.microsoft.com/office/word/2023/wordml/word16du" xmlns:w16sdtdh="http://schemas.microsoft.com/office/word/2020/wordml/sdtdatahash" xmlns:w16sdtfl="http://schemas.microsoft.com/office/word/2024/wordml/sdtformatlock" xmlns:w16se="http://schemas.microsoft.com/office/word/2015/wordml/symex" xmlns:wpg="http://schemas.microsoft.com/office/word/2010/wordprocessingGroup" xmlns:wpi="http://schemas.microsoft.com/office/word/2010/wordprocessingInk" xmlns:wne="http://schemas.microsoft.com/office/word/2006/wordml" xmlns:wps="http://schemas.microsoft.com/office/word/2010/wordprocessingShape" mc:Ignorable="w14 w15 w16se w16cid w16 w16cex w16sdtdh w16sdtfl w16du wp14">
-  <w:endnote w:type="separator" w:id="-1">
+<file path=word/comments.xml><?xml version="1.0" encoding="utf-8"?>
+<w:comments xmlns:wpc="http://schemas.microsoft.com/office/word/2010/wordprocessingCanvas" xmlns:cx="http://schemas.microsoft.com/office/drawing/2014/chartex" xmlns:cx1="http://schemas.microsoft.com/office/drawing/2015/9/8/chartex" xmlns:cx2="http://schemas.microsoft.com/office/drawing/2015/10/21/chartex" xmlns:cx3="http://schemas.microsoft.com/office/drawing/2016/5/9/chartex" xmlns:cx4="http://schemas.microsoft.com/office/drawing/2016/5/10/chartex" xmlns:cx5="http://schemas.microsoft.com/office/drawing/2016/5/11/chartex" xmlns:cx6="http://schemas.microsoft.com/office/drawing/2016/5/12/chartex" xmlns:cx7="http://schemas.microsoft.com/office/drawing/2016/5/13/chartex" xmlns:cx8="http://schemas.microsoft.com/office/drawing/2016/5/14/chartex" xmlns:mc="http://schemas.openxmlformats.org/markup-compatibility/2006" xmlns:aink="http://schemas.microsoft.com/office/drawing/2016/ink" xmlns:am3d="http://schemas.microsoft.com/office/drawing/2017/model3d" xmlns:o="urn:schemas-microsoft-com:office:office" xmlns:r="http://schemas.openxmlformats.org/officeDocument/2006/relationships" xmlns:m="http://schemas.openxmlformats.org/officeDocument/2006/math" xmlns:v="urn:schemas-microsoft-com:vml" xmlns:wp14="http://schemas.microsoft.com/office/word/2010/wordprocessingDrawing" xmlns:wp="http://schemas.openxmlformats.org/drawingml/2006/wordprocessingDrawing" xmlns:w10="urn:schemas-microsoft-com:office:word" xmlns:w="http://schemas.openxmlformats.org/wordprocessingml/2006/main" xmlns:w14="http://schemas.microsoft.com/office/word/2010/wordml" xmlns:w15="http://schemas.microsoft.com/office/word/2012/wordml" xmlns:w16cex="http://schemas.microsoft.com/office/word/2018/wordml/cex" xmlns:w16cid="http://schemas.microsoft.com/office/word/2016/wordml/cid" xmlns:w16="http://schemas.microsoft.com/office/word/2018/wordml" xmlns:w16sdtdh="http://schemas.microsoft.com/office/word/2020/wordml/sdtdatahash" xmlns:w16se="http://schemas.microsoft.com/office/word/2015/wordml/symex" xmlns:wpg="http://schemas.microsoft.com/office/word/2010/wordprocessingGroup" xmlns:wpi="http://schemas.microsoft.com/office/word/2010/wordprocessingInk" xmlns:wne="http://schemas.microsoft.com/office/word/2006/wordml" xmlns:wps="http://schemas.microsoft.com/office/word/2010/wordprocessingShape" mc:Ignorable="w14 w15 w16se w16cid w16 w16cex w16sdtdh wp14">
+  <w:comment w:id="2" w:author="LuoLi" w:date="2026-01-29T12:53:00Z" w:initials="L">
     <w:p>
       <w:pPr>
+        <w:pStyle w:val="a4"/>
+      </w:pPr>
+      <w:r>
+        <w:rPr>
+          <w:rStyle w:val="a3"/>
+        </w:rPr>
+        <w:annotationRef/>
+      </w:r>
+      <w:r>
         <w:rPr>
           <w:rFonts w:hint="eastAsia"/>
         </w:rPr>
+        <w:t>分析不够深入</w:t>
+      </w:r>
+    </w:p>
+  </w:comment>
+  <w:comment w:id="6" w:author="LuoLi" w:date="2026-01-29T12:53:00Z" w:initials="L">
+    <w:p>
+      <w:pPr>
+        <w:pStyle w:val="a4"/>
       </w:pPr>
+      <w:r>
+        <w:rPr>
+          <w:rStyle w:val="a3"/>
+        </w:rPr>
+        <w:annotationRef/>
+      </w:r>
+      <w:r>
+        <w:rPr>
+          <w:rFonts w:hint="eastAsia"/>
+        </w:rPr>
+        <w:t>增加叙述细节</w:t>
+      </w:r>
+    </w:p>
+  </w:comment>
+  <w:comment w:id="38" w:author="LuoLi" w:date="2026-01-29T12:52:00Z" w:initials="L">
+    <w:p>
+      <w:pPr>
+        <w:pStyle w:val="a4"/>
+      </w:pPr>
+      <w:r>
+        <w:rPr>
+          <w:rStyle w:val="a3"/>
+        </w:rPr>
+        <w:annotationRef/>
+      </w:r>
+      <w:r>
+        <w:rPr>
+          <w:rFonts w:hint="eastAsia"/>
+        </w:rPr>
+        <w:t>太过口语</w:t>
+      </w:r>
+    </w:p>
+  </w:comment>
+</w:comments>
+</file>
+
+<file path=word/commentsExtended.xml><?xml version="1.0" encoding="utf-8"?>
+<w15:commentsEx xmlns:wpc="http://schemas.microsoft.com/office/word/2010/wordprocessingCanvas" xmlns:cx="http://schemas.microsoft.com/office/drawing/2014/chartex" xmlns:cx1="http://schemas.microsoft.com/office/drawing/2015/9/8/chartex" xmlns:cx2="http://schemas.microsoft.com/office/drawing/2015/10/21/chartex" xmlns:cx3="http://schemas.microsoft.com/office/drawing/2016/5/9/chartex" xmlns:cx4="http://schemas.microsoft.com/office/drawing/2016/5/10/chartex" xmlns:cx5="http://schemas.microsoft.com/office/drawing/2016/5/11/chartex" xmlns:cx6="http://schemas.microsoft.com/office/drawing/2016/5/12/chartex" xmlns:cx7="http://schemas.microsoft.com/office/drawing/2016/5/13/chartex" xmlns:cx8="http://schemas.microsoft.com/office/drawing/2016/5/14/chartex" xmlns:mc="http://schemas.openxmlformats.org/markup-compatibility/2006" xmlns:aink="http://schemas.microsoft.com/office/drawing/2016/ink" xmlns:am3d="http://schemas.microsoft.com/office/drawing/2017/model3d" xmlns:o="urn:schemas-microsoft-com:office:office" xmlns:r="http://schemas.openxmlformats.org/officeDocument/2006/relationships" xmlns:m="http://schemas.openxmlformats.org/officeDocument/2006/math" xmlns:v="urn:schemas-microsoft-com:vml" xmlns:wp14="http://schemas.microsoft.com/office/word/2010/wordprocessingDrawing" xmlns:wp="http://schemas.openxmlformats.org/drawingml/2006/wordprocessingDrawing" xmlns:w10="urn:schemas-microsoft-com:office:word" xmlns:w="http://schemas.openxmlformats.org/wordprocessingml/2006/main" xmlns:w14="http://schemas.microsoft.com/office/word/2010/wordml" xmlns:w15="http://schemas.microsoft.com/office/word/2012/wordml" xmlns:w16cex="http://schemas.microsoft.com/office/word/2018/wordml/cex" xmlns:w16cid="http://schemas.microsoft.com/office/word/2016/wordml/cid" xmlns:w16="http://schemas.microsoft.com/office/word/2018/wordml" xmlns:w16sdtdh="http://schemas.microsoft.com/office/word/2020/wordml/sdtdatahash" xmlns:w16se="http://schemas.microsoft.com/office/word/2015/wordml/symex" xmlns:wpg="http://schemas.microsoft.com/office/word/2010/wordprocessingGroup" xmlns:wpi="http://schemas.microsoft.com/office/word/2010/wordprocessingInk" xmlns:wne="http://schemas.microsoft.com/office/word/2006/wordml" xmlns:wps="http://schemas.microsoft.com/office/word/2010/wordprocessingShape" mc:Ignorable="w14 w15 w16se w16cid w16 w16cex w16sdtdh wp14">
+  <w15:commentEx w15:paraId="09757BC6" w15:done="0"/>
+  <w15:commentEx w15:paraId="45D4F558" w15:done="0"/>
+  <w15:commentEx w15:paraId="132FF27B" w15:done="0"/>
+</w15:commentsEx>
+</file>
+
+<file path=word/commentsExtensible.xml><?xml version="1.0" encoding="utf-8"?>
+<w16cex:commentsExtensible xmlns:wpc="http://schemas.microsoft.com/office/word/2010/wordprocessingCanvas" xmlns:cx="http://schemas.microsoft.com/office/drawing/2014/chartex" xmlns:cx1="http://schemas.microsoft.com/office/drawing/2015/9/8/chartex" xmlns:cx2="http://schemas.microsoft.com/office/drawing/2015/10/21/chartex" xmlns:cx3="http://schemas.microsoft.com/office/drawing/2016/5/9/chartex" xmlns:cx4="http://schemas.microsoft.com/office/drawing/2016/5/10/chartex" xmlns:cx5="http://schemas.microsoft.com/office/drawing/2016/5/11/chartex" xmlns:cx6="http://schemas.microsoft.com/office/drawing/2016/5/12/chartex" xmlns:cx7="http://schemas.microsoft.com/office/drawing/2016/5/13/chartex" xmlns:cx8="http://schemas.microsoft.com/office/drawing/2016/5/14/chartex" xmlns:mc="http://schemas.openxmlformats.org/markup-compatibility/2006" xmlns:aink="http://schemas.microsoft.com/office/drawing/2016/ink" xmlns:am3d="http://schemas.microsoft.com/office/drawing/2017/model3d" xmlns:o="urn:schemas-microsoft-com:office:office" xmlns:r="http://schemas.openxmlformats.org/officeDocument/2006/relationships" xmlns:m="http://schemas.openxmlformats.org/officeDocument/2006/math" xmlns:v="urn:schemas-microsoft-com:vml" xmlns:wp14="http://schemas.microsoft.com/office/word/2010/wordprocessingDrawing" xmlns:wp="http://schemas.openxmlformats.org/drawingml/2006/wordprocessingDrawing" xmlns:w10="urn:schemas-microsoft-com:office:word" xmlns:w="http://schemas.openxmlformats.org/wordprocessingml/2006/main" xmlns:w14="http://schemas.microsoft.com/office/word/2010/wordml" xmlns:w15="http://schemas.microsoft.com/office/word/2012/wordml" xmlns:w16cex="http://schemas.microsoft.com/office/word/2018/wordml/cex" xmlns:w16cid="http://schemas.microsoft.com/office/word/2016/wordml/cid" xmlns:w16="http://schemas.microsoft.com/office/word/2018/wordml" xmlns:w16sdtdh="http://schemas.microsoft.com/office/word/2020/wordml/sdtdatahash" xmlns:w16se="http://schemas.microsoft.com/office/word/2015/wordml/symex" xmlns:wpg="http://schemas.microsoft.com/office/word/2010/wordprocessingGroup" xmlns:wpi="http://schemas.microsoft.com/office/word/2010/wordprocessingInk" xmlns:wne="http://schemas.microsoft.com/office/word/2006/wordml" xmlns:wps="http://schemas.microsoft.com/office/word/2010/wordprocessingShape" mc:Ignorable="w14 w15 w16se w16cid w16 w16cex w16sdtdh wp14">
+  <w16cex:commentExtensible w16cex:durableId="2D25D6DE" w16cex:dateUtc="2026-01-29T04:53:00Z"/>
+  <w16cex:commentExtensible w16cex:durableId="2D25D6CB" w16cex:dateUtc="2026-01-29T04:53:00Z"/>
+  <w16cex:commentExtensible w16cex:durableId="2D25D6AB" w16cex:dateUtc="2026-01-29T04:52:00Z"/>
+</w16cex:commentsExtensible>
+</file>
+
+<file path=word/commentsIds.xml><?xml version="1.0" encoding="utf-8"?>
+<w16cid:commentsIds xmlns:wpc="http://schemas.microsoft.com/office/word/2010/wordprocessingCanvas" xmlns:cx="http://schemas.microsoft.com/office/drawing/2014/chartex" xmlns:cx1="http://schemas.microsoft.com/office/drawing/2015/9/8/chartex" xmlns:cx2="http://schemas.microsoft.com/office/drawing/2015/10/21/chartex" xmlns:cx3="http://schemas.microsoft.com/office/drawing/2016/5/9/chartex" xmlns:cx4="http://schemas.microsoft.com/office/drawing/2016/5/10/chartex" xmlns:cx5="http://schemas.microsoft.com/office/drawing/2016/5/11/chartex" xmlns:cx6="http://schemas.microsoft.com/office/drawing/2016/5/12/chartex" xmlns:cx7="http://schemas.microsoft.com/office/drawing/2016/5/13/chartex" xmlns:cx8="http://schemas.microsoft.com/office/drawing/2016/5/14/chartex" xmlns:mc="http://schemas.openxmlformats.org/markup-compatibility/2006" xmlns:aink="http://schemas.microsoft.com/office/drawing/2016/ink" xmlns:am3d="http://schemas.microsoft.com/office/drawing/2017/model3d" xmlns:o="urn:schemas-microsoft-com:office:office" xmlns:r="http://schemas.openxmlformats.org/officeDocument/2006/relationships" xmlns:m="http://schemas.openxmlformats.org/officeDocument/2006/math" xmlns:v="urn:schemas-microsoft-com:vml" xmlns:wp14="http://schemas.microsoft.com/office/word/2010/wordprocessingDrawing" xmlns:wp="http://schemas.openxmlformats.org/drawingml/2006/wordprocessingDrawing" xmlns:w10="urn:schemas-microsoft-com:office:word" xmlns:w="http://schemas.openxmlformats.org/wordprocessingml/2006/main" xmlns:w14="http://schemas.microsoft.com/office/word/2010/wordml" xmlns:w15="http://schemas.microsoft.com/office/word/2012/wordml" xmlns:w16cex="http://schemas.microsoft.com/office/word/2018/wordml/cex" xmlns:w16cid="http://schemas.microsoft.com/office/word/2016/wordml/cid" xmlns:w16="http://schemas.microsoft.com/office/word/2018/wordml" xmlns:w16sdtdh="http://schemas.microsoft.com/office/word/2020/wordml/sdtdatahash" xmlns:w16se="http://schemas.microsoft.com/office/word/2015/wordml/symex" xmlns:wpg="http://schemas.microsoft.com/office/word/2010/wordprocessingGroup" xmlns:wpi="http://schemas.microsoft.com/office/word/2010/wordprocessingInk" xmlns:wne="http://schemas.microsoft.com/office/word/2006/wordml" xmlns:wps="http://schemas.microsoft.com/office/word/2010/wordprocessingShape" mc:Ignorable="w14 w15 w16se w16cid w16 w16cex w16sdtdh wp14">
+  <w16cid:commentId w16cid:paraId="09757BC6" w16cid:durableId="2D25D6DE"/>
+  <w16cid:commentId w16cid:paraId="45D4F558" w16cid:durableId="2D25D6CB"/>
+  <w16cid:commentId w16cid:paraId="132FF27B" w16cid:durableId="2D25D6AB"/>
+</w16cid:commentsIds>
+</file>
+
+<file path=word/endnotes.xml><?xml version="1.0" encoding="utf-8"?>
+<w:endnotes xmlns:wpc="http://schemas.microsoft.com/office/word/2010/wordprocessingCanvas" xmlns:cx="http://schemas.microsoft.com/office/drawing/2014/chartex" xmlns:cx1="http://schemas.microsoft.com/office/drawing/2015/9/8/chartex" xmlns:cx2="http://schemas.microsoft.com/office/drawing/2015/10/21/chartex" xmlns:cx3="http://schemas.microsoft.com/office/drawing/2016/5/9/chartex" xmlns:cx4="http://schemas.microsoft.com/office/drawing/2016/5/10/chartex" xmlns:cx5="http://schemas.microsoft.com/office/drawing/2016/5/11/chartex" xmlns:cx6="http://schemas.microsoft.com/office/drawing/2016/5/12/chartex" xmlns:cx7="http://schemas.microsoft.com/office/drawing/2016/5/13/chartex" xmlns:cx8="http://schemas.microsoft.com/office/drawing/2016/5/14/chartex" xmlns:mc="http://schemas.openxmlformats.org/markup-compatibility/2006" xmlns:aink="http://schemas.microsoft.com/office/drawing/2016/ink" xmlns:am3d="http://schemas.microsoft.com/office/drawing/2017/model3d" xmlns:o="urn:schemas-microsoft-com:office:office" xmlns:r="http://schemas.openxmlformats.org/officeDocument/2006/relationships" xmlns:m="http://schemas.openxmlformats.org/officeDocument/2006/math" xmlns:v="urn:schemas-microsoft-com:vml" xmlns:wp14="http://schemas.microsoft.com/office/word/2010/wordprocessingDrawing" xmlns:wp="http://schemas.openxmlformats.org/drawingml/2006/wordprocessingDrawing" xmlns:w10="urn:schemas-microsoft-com:office:word" xmlns:w="http://schemas.openxmlformats.org/wordprocessingml/2006/main" xmlns:w14="http://schemas.microsoft.com/office/word/2010/wordml" xmlns:w15="http://schemas.microsoft.com/office/word/2012/wordml" xmlns:w16cex="http://schemas.microsoft.com/office/word/2018/wordml/cex" xmlns:w16cid="http://schemas.microsoft.com/office/word/2016/wordml/cid" xmlns:w16="http://schemas.microsoft.com/office/word/2018/wordml" xmlns:w16sdtdh="http://schemas.microsoft.com/office/word/2020/wordml/sdtdatahash" xmlns:w16se="http://schemas.microsoft.com/office/word/2015/wordml/symex" xmlns:wpg="http://schemas.microsoft.com/office/word/2010/wordprocessingGroup" xmlns:wpi="http://schemas.microsoft.com/office/word/2010/wordprocessingInk" xmlns:wne="http://schemas.microsoft.com/office/word/2006/wordml" xmlns:wps="http://schemas.microsoft.com/office/word/2010/wordprocessingShape" mc:Ignorable="w14 w15 w16se w16cid w16 w16cex w16sdtdh wp14">
+  <w:endnote w:type="separator" w:id="-1">
+    <w:p>
       <w:r>
         <w:separator/>
       </w:r>
@@ -171,11 +681,6 @@
   </w:endnote>
   <w:endnote w:type="continuationSeparator" w:id="0">
     <w:p>
-      <w:pPr>
-        <w:rPr>
-          <w:rFonts w:hint="eastAsia"/>
-        </w:rPr>
-      </w:pPr>
       <w:r>
         <w:continuationSeparator/>
       </w:r>
@@ -184,28 +689,10 @@
 </w:endnotes>
 </file>
 
-<file path=word/footer1.xml><?xml version="1.0" encoding="utf-8"?>
-<w:ftr xmlns:wpc="http://schemas.microsoft.com/office/word/2010/wordprocessingCanvas" xmlns:cx="http://schemas.microsoft.com/office/drawing/2014/chartex" xmlns:cx1="http://schemas.microsoft.com/office/drawing/2015/9/8/chartex" xmlns:cx2="http://schemas.microsoft.com/office/drawing/2015/10/21/chartex" xmlns:cx3="http://schemas.microsoft.com/office/drawing/2016/5/9/chartex" xmlns:cx4="http://schemas.microsoft.com/office/drawing/2016/5/10/chartex" xmlns:cx5="http://schemas.microsoft.com/office/drawing/2016/5/11/chartex" xmlns:cx6="http://schemas.microsoft.com/office/drawing/2016/5/12/chartex" xmlns:cx7="http://schemas.microsoft.com/office/drawing/2016/5/13/chartex" xmlns:cx8="http://schemas.microsoft.com/office/drawing/2016/5/14/chartex" xmlns:mc="http://schemas.openxmlformats.org/markup-compatibility/2006" xmlns:aink="http://schemas.microsoft.com/office/drawing/2016/ink" xmlns:am3d="http://schemas.microsoft.com/office/drawing/2017/model3d" xmlns:o="urn:schemas-microsoft-com:office:office" xmlns:oel="http://schemas.microsoft.com/office/2019/extlst" xmlns:r="http://schemas.openxmlformats.org/officeDocument/2006/relationships" xmlns:m="http://schemas.openxmlformats.org/officeDocument/2006/math" xmlns:v="urn:schemas-microsoft-com:vml" xmlns:wp14="http://schemas.microsoft.com/office/word/2010/wordprocessingDrawing" xmlns:wp="http://schemas.openxmlformats.org/drawingml/2006/wordprocessingDrawing" xmlns:w10="urn:schemas-microsoft-com:office:word" xmlns:w="http://schemas.openxmlformats.org/wordprocessingml/2006/main" xmlns:w14="http://schemas.microsoft.com/office/word/2010/wordml" xmlns:w15="http://schemas.microsoft.com/office/word/2012/wordml" xmlns:w16cex="http://schemas.microsoft.com/office/word/2018/wordml/cex" xmlns:w16cid="http://schemas.microsoft.com/office/word/2016/wordml/cid" xmlns:w16="http://schemas.microsoft.com/office/word/2018/wordml" xmlns:w16du="http://schemas.microsoft.com/office/word/2023/wordml/word16du" xmlns:w16sdtdh="http://schemas.microsoft.com/office/word/2020/wordml/sdtdatahash" xmlns:w16sdtfl="http://schemas.microsoft.com/office/word/2024/wordml/sdtformatlock" xmlns:w16se="http://schemas.microsoft.com/office/word/2015/wordml/symex" xmlns:wpg="http://schemas.microsoft.com/office/word/2010/wordprocessingGroup" xmlns:wpi="http://schemas.microsoft.com/office/word/2010/wordprocessingInk" xmlns:wne="http://schemas.microsoft.com/office/word/2006/wordml" xmlns:wps="http://schemas.microsoft.com/office/word/2010/wordprocessingShape" mc:Ignorable="w14 w15 w16se w16cid w16 w16cex w16sdtdh w16sdtfl w16du wp14">
-  <w:p>
-    <w:pPr>
-      <w:pStyle w:val="a7"/>
-      <w:rPr>
-        <w:rFonts w:hint="eastAsia"/>
-      </w:rPr>
-    </w:pPr>
-  </w:p>
-</w:ftr>
-</file>
-
 <file path=word/footnotes.xml><?xml version="1.0" encoding="utf-8"?>
-<w:footnotes xmlns:wpc="http://schemas.microsoft.com/office/word/2010/wordprocessingCanvas" xmlns:cx="http://schemas.microsoft.com/office/drawing/2014/chartex" xmlns:cx1="http://schemas.microsoft.com/office/drawing/2015/9/8/chartex" xmlns:cx2="http://schemas.microsoft.com/office/drawing/2015/10/21/chartex" xmlns:cx3="http://schemas.microsoft.com/office/drawing/2016/5/9/chartex" xmlns:cx4="http://schemas.microsoft.com/office/drawing/2016/5/10/chartex" xmlns:cx5="http://schemas.microsoft.com/office/drawing/2016/5/11/chartex" xmlns:cx6="http://schemas.microsoft.com/office/drawing/2016/5/12/chartex" xmlns:cx7="http://schemas.microsoft.com/office/drawing/2016/5/13/chartex" xmlns:cx8="http://schemas.microsoft.com/office/drawing/2016/5/14/chartex" xmlns:mc="http://schemas.openxmlformats.org/markup-compatibility/2006" xmlns:aink="http://schemas.microsoft.com/office/drawing/2016/ink" xmlns:am3d="http://schemas.microsoft.com/office/drawing/2017/model3d" xmlns:o="urn:schemas-microsoft-com:office:office" xmlns:oel="http://schemas.microsoft.com/office/2019/extlst" xmlns:r="http://schemas.openxmlformats.org/officeDocument/2006/relationships" xmlns:m="http://schemas.openxmlformats.org/officeDocument/2006/math" xmlns:v="urn:schemas-microsoft-com:vml" xmlns:wp14="http://schemas.microsoft.com/office/word/2010/wordprocessingDrawing" xmlns:wp="http://schemas.openxmlformats.org/drawingml/2006/wordprocessingDrawing" xmlns:w10="urn:schemas-microsoft-com:office:word" xmlns:w="http://schemas.openxmlformats.org/wordprocessingml/2006/main" xmlns:w14="http://schemas.microsoft.com/office/word/2010/wordml" xmlns:w15="http://schemas.microsoft.com/office/word/2012/wordml" xmlns:w16cex="http://schemas.microsoft.com/office/word/2018/wordml/cex" xmlns:w16cid="http://schemas.microsoft.com/office/word/2016/wordml/cid" xmlns:w16="http://schemas.microsoft.com/office/word/2018/wordml" xmlns:w16du="http://schemas.microsoft.com/office/word/2023/wordml/word16du" xmlns:w16sdtdh="http://schemas.microsoft.com/office/word/2020/wordml/sdtdatahash" xmlns:w16sdtfl="http://schemas.microsoft.com/office/word/2024/wordml/sdtformatlock" xmlns:w16se="http://schemas.microsoft.com/office/word/2015/wordml/symex" xmlns:wpg="http://schemas.microsoft.com/office/word/2010/wordprocessingGroup" xmlns:wpi="http://schemas.microsoft.com/office/word/2010/wordprocessingInk" xmlns:wne="http://schemas.microsoft.com/office/word/2006/wordml" xmlns:wps="http://schemas.microsoft.com/office/word/2010/wordprocessingShape" mc:Ignorable="w14 w15 w16se w16cid w16 w16cex w16sdtdh w16sdtfl w16du wp14">
+<w:footnotes xmlns:wpc="http://schemas.microsoft.com/office/word/2010/wordprocessingCanvas" xmlns:cx="http://schemas.microsoft.com/office/drawing/2014/chartex" xmlns:cx1="http://schemas.microsoft.com/office/drawing/2015/9/8/chartex" xmlns:cx2="http://schemas.microsoft.com/office/drawing/2015/10/21/chartex" xmlns:cx3="http://schemas.microsoft.com/office/drawing/2016/5/9/chartex" xmlns:cx4="http://schemas.microsoft.com/office/drawing/2016/5/10/chartex" xmlns:cx5="http://schemas.microsoft.com/office/drawing/2016/5/11/chartex" xmlns:cx6="http://schemas.microsoft.com/office/drawing/2016/5/12/chartex" xmlns:cx7="http://schemas.microsoft.com/office/drawing/2016/5/13/chartex" xmlns:cx8="http://schemas.microsoft.com/office/drawing/2016/5/14/chartex" xmlns:mc="http://schemas.openxmlformats.org/markup-compatibility/2006" xmlns:aink="http://schemas.microsoft.com/office/drawing/2016/ink" xmlns:am3d="http://schemas.microsoft.com/office/drawing/2017/model3d" xmlns:o="urn:schemas-microsoft-com:office:office" xmlns:r="http://schemas.openxmlformats.org/officeDocument/2006/relationships" xmlns:m="http://schemas.openxmlformats.org/officeDocument/2006/math" xmlns:v="urn:schemas-microsoft-com:vml" xmlns:wp14="http://schemas.microsoft.com/office/word/2010/wordprocessingDrawing" xmlns:wp="http://schemas.openxmlformats.org/drawingml/2006/wordprocessingDrawing" xmlns:w10="urn:schemas-microsoft-com:office:word" xmlns:w="http://schemas.openxmlformats.org/wordprocessingml/2006/main" xmlns:w14="http://schemas.microsoft.com/office/word/2010/wordml" xmlns:w15="http://schemas.microsoft.com/office/word/2012/wordml" xmlns:w16cex="http://schemas.microsoft.com/office/word/2018/wordml/cex" xmlns:w16cid="http://schemas.microsoft.com/office/word/2016/wordml/cid" xmlns:w16="http://schemas.microsoft.com/office/word/2018/wordml" xmlns:w16sdtdh="http://schemas.microsoft.com/office/word/2020/wordml/sdtdatahash" xmlns:w16se="http://schemas.microsoft.com/office/word/2015/wordml/symex" xmlns:wpg="http://schemas.microsoft.com/office/word/2010/wordprocessingGroup" xmlns:wpi="http://schemas.microsoft.com/office/word/2010/wordprocessingInk" xmlns:wne="http://schemas.microsoft.com/office/word/2006/wordml" xmlns:wps="http://schemas.microsoft.com/office/word/2010/wordprocessingShape" mc:Ignorable="w14 w15 w16se w16cid w16 w16cex w16sdtdh wp14">
   <w:footnote w:type="separator" w:id="-1">
     <w:p>
-      <w:pPr>
-        <w:rPr>
-          <w:rFonts w:hint="eastAsia"/>
-        </w:rPr>
-      </w:pPr>
       <w:r>
         <w:separator/>
       </w:r>
@@ -213,11 +700,6 @@
   </w:footnote>
   <w:footnote w:type="continuationSeparator" w:id="0">
     <w:p>
-      <w:pPr>
-        <w:rPr>
-          <w:rFonts w:hint="eastAsia"/>
-        </w:rPr>
-      </w:pPr>
       <w:r>
         <w:continuationSeparator/>
       </w:r>
@@ -226,21 +708,16 @@
 </w:footnotes>
 </file>
 
-<file path=word/header1.xml><?xml version="1.0" encoding="utf-8"?>
-<w:hdr xmlns:wpc="http://schemas.microsoft.com/office/word/2010/wordprocessingCanvas" xmlns:cx="http://schemas.microsoft.com/office/drawing/2014/chartex" xmlns:cx1="http://schemas.microsoft.com/office/drawing/2015/9/8/chartex" xmlns:cx2="http://schemas.microsoft.com/office/drawing/2015/10/21/chartex" xmlns:cx3="http://schemas.microsoft.com/office/drawing/2016/5/9/chartex" xmlns:cx4="http://schemas.microsoft.com/office/drawing/2016/5/10/chartex" xmlns:cx5="http://schemas.microsoft.com/office/drawing/2016/5/11/chartex" xmlns:cx6="http://schemas.microsoft.com/office/drawing/2016/5/12/chartex" xmlns:cx7="http://schemas.microsoft.com/office/drawing/2016/5/13/chartex" xmlns:cx8="http://schemas.microsoft.com/office/drawing/2016/5/14/chartex" xmlns:mc="http://schemas.openxmlformats.org/markup-compatibility/2006" xmlns:aink="http://schemas.microsoft.com/office/drawing/2016/ink" xmlns:am3d="http://schemas.microsoft.com/office/drawing/2017/model3d" xmlns:o="urn:schemas-microsoft-com:office:office" xmlns:oel="http://schemas.microsoft.com/office/2019/extlst" xmlns:r="http://schemas.openxmlformats.org/officeDocument/2006/relationships" xmlns:m="http://schemas.openxmlformats.org/officeDocument/2006/math" xmlns:v="urn:schemas-microsoft-com:vml" xmlns:wp14="http://schemas.microsoft.com/office/word/2010/wordprocessingDrawing" xmlns:wp="http://schemas.openxmlformats.org/drawingml/2006/wordprocessingDrawing" xmlns:w10="urn:schemas-microsoft-com:office:word" xmlns:w="http://schemas.openxmlformats.org/wordprocessingml/2006/main" xmlns:w14="http://schemas.microsoft.com/office/word/2010/wordml" xmlns:w15="http://schemas.microsoft.com/office/word/2012/wordml" xmlns:w16cex="http://schemas.microsoft.com/office/word/2018/wordml/cex" xmlns:w16cid="http://schemas.microsoft.com/office/word/2016/wordml/cid" xmlns:w16="http://schemas.microsoft.com/office/word/2018/wordml" xmlns:w16du="http://schemas.microsoft.com/office/word/2023/wordml/word16du" xmlns:w16sdtdh="http://schemas.microsoft.com/office/word/2020/wordml/sdtdatahash" xmlns:w16sdtfl="http://schemas.microsoft.com/office/word/2024/wordml/sdtformatlock" xmlns:w16se="http://schemas.microsoft.com/office/word/2015/wordml/symex" xmlns:wpg="http://schemas.microsoft.com/office/word/2010/wordprocessingGroup" xmlns:wpi="http://schemas.microsoft.com/office/word/2010/wordprocessingInk" xmlns:wne="http://schemas.microsoft.com/office/word/2006/wordml" xmlns:wps="http://schemas.microsoft.com/office/word/2010/wordprocessingShape" mc:Ignorable="w14 w15 w16se w16cid w16 w16cex w16sdtdh w16sdtfl w16du wp14">
-  <w:p>
-    <w:pPr>
-      <w:pStyle w:val="a5"/>
-      <w:rPr>
-        <w:rFonts w:hint="eastAsia"/>
-      </w:rPr>
-    </w:pPr>
-  </w:p>
-</w:hdr>
+<file path=word/people.xml><?xml version="1.0" encoding="utf-8"?>
+<w15:people xmlns:wpc="http://schemas.microsoft.com/office/word/2010/wordprocessingCanvas" xmlns:cx="http://schemas.microsoft.com/office/drawing/2014/chartex" xmlns:cx1="http://schemas.microsoft.com/office/drawing/2015/9/8/chartex" xmlns:cx2="http://schemas.microsoft.com/office/drawing/2015/10/21/chartex" xmlns:cx3="http://schemas.microsoft.com/office/drawing/2016/5/9/chartex" xmlns:cx4="http://schemas.microsoft.com/office/drawing/2016/5/10/chartex" xmlns:cx5="http://schemas.microsoft.com/office/drawing/2016/5/11/chartex" xmlns:cx6="http://schemas.microsoft.com/office/drawing/2016/5/12/chartex" xmlns:cx7="http://schemas.microsoft.com/office/drawing/2016/5/13/chartex" xmlns:cx8="http://schemas.microsoft.com/office/drawing/2016/5/14/chartex" xmlns:mc="http://schemas.openxmlformats.org/markup-compatibility/2006" xmlns:aink="http://schemas.microsoft.com/office/drawing/2016/ink" xmlns:am3d="http://schemas.microsoft.com/office/drawing/2017/model3d" xmlns:o="urn:schemas-microsoft-com:office:office" xmlns:r="http://schemas.openxmlformats.org/officeDocument/2006/relationships" xmlns:m="http://schemas.openxmlformats.org/officeDocument/2006/math" xmlns:v="urn:schemas-microsoft-com:vml" xmlns:wp14="http://schemas.microsoft.com/office/word/2010/wordprocessingDrawing" xmlns:wp="http://schemas.openxmlformats.org/drawingml/2006/wordprocessingDrawing" xmlns:w10="urn:schemas-microsoft-com:office:word" xmlns:w="http://schemas.openxmlformats.org/wordprocessingml/2006/main" xmlns:w14="http://schemas.microsoft.com/office/word/2010/wordml" xmlns:w15="http://schemas.microsoft.com/office/word/2012/wordml" xmlns:w16cex="http://schemas.microsoft.com/office/word/2018/wordml/cex" xmlns:w16cid="http://schemas.microsoft.com/office/word/2016/wordml/cid" xmlns:w16="http://schemas.microsoft.com/office/word/2018/wordml" xmlns:w16sdtdh="http://schemas.microsoft.com/office/word/2020/wordml/sdtdatahash" xmlns:w16se="http://schemas.microsoft.com/office/word/2015/wordml/symex" xmlns:wpg="http://schemas.microsoft.com/office/word/2010/wordprocessingGroup" xmlns:wpi="http://schemas.microsoft.com/office/word/2010/wordprocessingInk" xmlns:wne="http://schemas.microsoft.com/office/word/2006/wordml" xmlns:wps="http://schemas.microsoft.com/office/word/2010/wordprocessingShape" mc:Ignorable="w14 w15 w16se w16cid w16 w16cex w16sdtdh wp14">
+  <w15:person w15:author="LuoLi">
+    <w15:presenceInfo w15:providerId="None" w15:userId="LuoLi"/>
+  </w15:person>
+</w15:people>
 </file>
 
 <file path=word/styles.xml><?xml version="1.0" encoding="utf-8"?>
-<w:styles xmlns:mc="http://schemas.openxmlformats.org/markup-compatibility/2006" xmlns:r="http://schemas.openxmlformats.org/officeDocument/2006/relationships" xmlns:w="http://schemas.openxmlformats.org/wordprocessingml/2006/main" xmlns:w14="http://schemas.microsoft.com/office/word/2010/wordml" xmlns:w15="http://schemas.microsoft.com/office/word/2012/wordml" xmlns:w16cex="http://schemas.microsoft.com/office/word/2018/wordml/cex" xmlns:w16cid="http://schemas.microsoft.com/office/word/2016/wordml/cid" xmlns:w16="http://schemas.microsoft.com/office/word/2018/wordml" xmlns:w16du="http://schemas.microsoft.com/office/word/2023/wordml/word16du" xmlns:w16sdtdh="http://schemas.microsoft.com/office/word/2020/wordml/sdtdatahash" xmlns:w16sdtfl="http://schemas.microsoft.com/office/word/2024/wordml/sdtformatlock" xmlns:w16se="http://schemas.microsoft.com/office/word/2015/wordml/symex" mc:Ignorable="w14 w15 w16se w16cid w16 w16cex w16sdtdh w16sdtfl w16du">
+<w:styles xmlns:mc="http://schemas.openxmlformats.org/markup-compatibility/2006" xmlns:r="http://schemas.openxmlformats.org/officeDocument/2006/relationships" xmlns:w="http://schemas.openxmlformats.org/wordprocessingml/2006/main" xmlns:w14="http://schemas.microsoft.com/office/word/2010/wordml" xmlns:w15="http://schemas.microsoft.com/office/word/2012/wordml" xmlns:w16cex="http://schemas.microsoft.com/office/word/2018/wordml/cex" xmlns:w16cid="http://schemas.microsoft.com/office/word/2016/wordml/cid" xmlns:w16="http://schemas.microsoft.com/office/word/2018/wordml" xmlns:w16sdtdh="http://schemas.microsoft.com/office/word/2020/wordml/sdtdatahash" xmlns:w16se="http://schemas.microsoft.com/office/word/2015/wordml/symex" mc:Ignorable="w14 w15 w16se w16cid w16 w16cex w16sdtdh">
   <w:docDefaults>
     <w:rPrDefault>
       <w:rPr>
@@ -639,10 +1116,32 @@
       <w:jc w:val="both"/>
     </w:pPr>
   </w:style>
+  <w:style w:type="paragraph" w:styleId="2">
+    <w:name w:val="heading 2"/>
+    <w:basedOn w:val="a"/>
+    <w:next w:val="a"/>
+    <w:link w:val="20"/>
+    <w:uiPriority w:val="9"/>
+    <w:unhideWhenUsed/>
+    <w:qFormat/>
+    <w:rsid w:val="00CE66FC"/>
+    <w:pPr>
+      <w:keepNext/>
+      <w:keepLines/>
+      <w:spacing w:before="260" w:after="260" w:line="416" w:lineRule="auto"/>
+      <w:outlineLvl w:val="1"/>
+    </w:pPr>
+    <w:rPr>
+      <w:rFonts w:asciiTheme="majorHAnsi" w:eastAsiaTheme="majorEastAsia" w:hAnsiTheme="majorHAnsi" w:cstheme="majorBidi"/>
+      <w:b/>
+      <w:bCs/>
+      <w:sz w:val="32"/>
+      <w:szCs w:val="32"/>
+    </w:rPr>
+  </w:style>
   <w:style w:type="character" w:default="1" w:styleId="a0">
     <w:name w:val="Default Paragraph Font"/>
     <w:uiPriority w:val="1"/>
-    <w:semiHidden/>
     <w:unhideWhenUsed/>
   </w:style>
   <w:style w:type="table" w:default="1" w:styleId="a1">
@@ -666,19 +1165,12 @@
     <w:semiHidden/>
     <w:unhideWhenUsed/>
   </w:style>
-  <w:style w:type="paragraph" w:styleId="a3">
-    <w:name w:val="Title"/>
-    <w:basedOn w:val="a"/>
-    <w:next w:val="a"/>
-    <w:link w:val="a4"/>
-    <w:uiPriority w:val="10"/>
-    <w:qFormat/>
-    <w:rsid w:val="00310D22"/>
-    <w:pPr>
-      <w:spacing w:before="240" w:after="60"/>
-      <w:jc w:val="center"/>
-      <w:outlineLvl w:val="0"/>
-    </w:pPr>
+  <w:style w:type="character" w:customStyle="1" w:styleId="20">
+    <w:name w:val="标题 2 字符"/>
+    <w:basedOn w:val="a0"/>
+    <w:link w:val="2"/>
+    <w:uiPriority w:val="9"/>
+    <w:rsid w:val="00CE66FC"/>
     <w:rPr>
       <w:rFonts w:asciiTheme="majorHAnsi" w:eastAsiaTheme="majorEastAsia" w:hAnsiTheme="majorHAnsi" w:cstheme="majorBidi"/>
       <w:b/>
@@ -687,27 +1179,87 @@
       <w:szCs w:val="32"/>
     </w:rPr>
   </w:style>
-  <w:style w:type="character" w:customStyle="1" w:styleId="a4">
-    <w:name w:val="标题 字符"/>
+  <w:style w:type="character" w:styleId="a3">
+    <w:name w:val="annotation reference"/>
     <w:basedOn w:val="a0"/>
-    <w:link w:val="a3"/>
-    <w:uiPriority w:val="10"/>
-    <w:rsid w:val="00310D22"/>
+    <w:uiPriority w:val="99"/>
+    <w:semiHidden/>
+    <w:unhideWhenUsed/>
+    <w:rsid w:val="00546008"/>
     <w:rPr>
-      <w:rFonts w:asciiTheme="majorHAnsi" w:eastAsiaTheme="majorEastAsia" w:hAnsiTheme="majorHAnsi" w:cstheme="majorBidi"/>
+      <w:sz w:val="21"/>
+      <w:szCs w:val="21"/>
+    </w:rPr>
+  </w:style>
+  <w:style w:type="paragraph" w:styleId="a4">
+    <w:name w:val="annotation text"/>
+    <w:basedOn w:val="a"/>
+    <w:link w:val="a5"/>
+    <w:uiPriority w:val="99"/>
+    <w:semiHidden/>
+    <w:unhideWhenUsed/>
+    <w:rsid w:val="00546008"/>
+    <w:pPr>
+      <w:jc w:val="left"/>
+    </w:pPr>
+  </w:style>
+  <w:style w:type="character" w:customStyle="1" w:styleId="a5">
+    <w:name w:val="批注文字 字符"/>
+    <w:basedOn w:val="a0"/>
+    <w:link w:val="a4"/>
+    <w:uiPriority w:val="99"/>
+    <w:semiHidden/>
+    <w:rsid w:val="00546008"/>
+  </w:style>
+  <w:style w:type="paragraph" w:styleId="a6">
+    <w:name w:val="annotation subject"/>
+    <w:basedOn w:val="a4"/>
+    <w:next w:val="a4"/>
+    <w:link w:val="a7"/>
+    <w:uiPriority w:val="99"/>
+    <w:semiHidden/>
+    <w:unhideWhenUsed/>
+    <w:rsid w:val="00546008"/>
+    <w:rPr>
       <w:b/>
       <w:bCs/>
-      <w:sz w:val="32"/>
-      <w:szCs w:val="32"/>
     </w:rPr>
   </w:style>
-  <w:style w:type="paragraph" w:styleId="a5">
+  <w:style w:type="character" w:customStyle="1" w:styleId="a7">
+    <w:name w:val="批注主题 字符"/>
+    <w:basedOn w:val="a5"/>
+    <w:link w:val="a6"/>
+    <w:uiPriority w:val="99"/>
+    <w:semiHidden/>
+    <w:rsid w:val="00546008"/>
+    <w:rPr>
+      <w:b/>
+      <w:bCs/>
+    </w:rPr>
+  </w:style>
+  <w:style w:type="table" w:styleId="a8">
+    <w:name w:val="Table Grid"/>
+    <w:basedOn w:val="a1"/>
+    <w:uiPriority w:val="39"/>
+    <w:rsid w:val="00634A0B"/>
+    <w:tblPr>
+      <w:tblBorders>
+        <w:top w:val="single" w:sz="4" w:space="0" w:color="auto"/>
+        <w:left w:val="single" w:sz="4" w:space="0" w:color="auto"/>
+        <w:bottom w:val="single" w:sz="4" w:space="0" w:color="auto"/>
+        <w:right w:val="single" w:sz="4" w:space="0" w:color="auto"/>
+        <w:insideH w:val="single" w:sz="4" w:space="0" w:color="auto"/>
+        <w:insideV w:val="single" w:sz="4" w:space="0" w:color="auto"/>
+      </w:tblBorders>
+    </w:tblPr>
+  </w:style>
+  <w:style w:type="paragraph" w:styleId="a9">
     <w:name w:val="header"/>
     <w:basedOn w:val="a"/>
-    <w:link w:val="a6"/>
+    <w:link w:val="aa"/>
     <w:uiPriority w:val="99"/>
     <w:unhideWhenUsed/>
-    <w:rsid w:val="00C14F9B"/>
+    <w:rsid w:val="00DC2367"/>
     <w:pPr>
       <w:pBdr>
         <w:bottom w:val="single" w:sz="6" w:space="1" w:color="auto"/>
@@ -724,24 +1276,24 @@
       <w:szCs w:val="18"/>
     </w:rPr>
   </w:style>
-  <w:style w:type="character" w:customStyle="1" w:styleId="a6">
+  <w:style w:type="character" w:customStyle="1" w:styleId="aa">
     <w:name w:val="页眉 字符"/>
     <w:basedOn w:val="a0"/>
-    <w:link w:val="a5"/>
+    <w:link w:val="a9"/>
     <w:uiPriority w:val="99"/>
-    <w:rsid w:val="00C14F9B"/>
+    <w:rsid w:val="00DC2367"/>
     <w:rPr>
       <w:sz w:val="18"/>
       <w:szCs w:val="18"/>
     </w:rPr>
   </w:style>
-  <w:style w:type="paragraph" w:styleId="a7">
+  <w:style w:type="paragraph" w:styleId="ab">
     <w:name w:val="footer"/>
     <w:basedOn w:val="a"/>
-    <w:link w:val="a8"/>
+    <w:link w:val="ac"/>
     <w:uiPriority w:val="99"/>
     <w:unhideWhenUsed/>
-    <w:rsid w:val="00C14F9B"/>
+    <w:rsid w:val="00DC2367"/>
     <w:pPr>
       <w:tabs>
         <w:tab w:val="center" w:pos="4153"/>
@@ -755,23 +1307,16 @@
       <w:szCs w:val="18"/>
     </w:rPr>
   </w:style>
-  <w:style w:type="character" w:customStyle="1" w:styleId="a8">
+  <w:style w:type="character" w:customStyle="1" w:styleId="ac">
     <w:name w:val="页脚 字符"/>
     <w:basedOn w:val="a0"/>
-    <w:link w:val="a7"/>
+    <w:link w:val="ab"/>
     <w:uiPriority w:val="99"/>
-    <w:rsid w:val="00C14F9B"/>
+    <w:rsid w:val="00DC2367"/>
     <w:rPr>
       <w:sz w:val="18"/>
       <w:szCs w:val="18"/>
     </w:rPr>
-  </w:style>
-  <w:style w:type="paragraph" w:styleId="a9">
-    <w:name w:val="Revision"/>
-    <w:hidden/>
-    <w:uiPriority w:val="99"/>
-    <w:semiHidden/>
-    <w:rsid w:val="0092553D"/>
   </w:style>
 </w:styles>
 </file>
